--- a/kit/UNDERCITY_Binder_MED.docx
+++ b/kit/UNDERCITY_Binder_MED.docx
@@ -277,7 +277,7 @@
                 <w:sz w:val="20"/>
                 <w:szCs w:val="20"/>
               </w:rPr>
-              <w:t xml:space="preserve">Med Supplies (⚕) — 1 per cycle; restores injured Workforce</w:t>
+              <w:t xml:space="preserve">Nothing. Med Supplies (⚕) are finite — opening stock, fault rewards and AGR cards — and each restores one injured Worker</w:t>
             </w:r>
           </w:p>
         </w:tc>
@@ -1269,7 +1269,7 @@
                 <w:sz w:val="20"/>
                 <w:szCs w:val="20"/>
               </w:rPr>
-              <w:t xml:space="preserve">Med Supplies (⚕) — 1 per cycle; restores injured Workforce</w:t>
+              <w:t xml:space="preserve">Nothing. Med Supplies (⚕) are finite — opening stock, fault rewards and AGR cards — and each restores one injured Worker</w:t>
             </w:r>
           </w:p>
         </w:tc>

--- a/kit/UNDERCITY_Binder_MED.docx
+++ b/kit/UNDERCITY_Binder_MED.docx
@@ -1801,7 +1801,7 @@
                 <w:sz w:val="20"/>
                 <w:szCs w:val="20"/>
               </w:rPr>
-              <w:t xml:space="preserve">F-105</w:t>
+              <w:t xml:space="preserve">F-103</w:t>
             </w:r>
           </w:p>
         </w:tc>
@@ -1936,7 +1936,7 @@
                 <w:sz w:val="20"/>
                 <w:szCs w:val="20"/>
               </w:rPr>
-              <w:t xml:space="preserve">Procedure P-04</w:t>
+              <w:t xml:space="preserve">Procedure P-03</w:t>
             </w:r>
           </w:p>
         </w:tc>
@@ -2019,7 +2019,7 @@
                 <w:sz w:val="20"/>
                 <w:szCs w:val="20"/>
               </w:rPr>
-              <w:t xml:space="preserve">Procedure P-05</w:t>
+              <w:t xml:space="preserve">Procedure P-04</w:t>
             </w:r>
           </w:p>
         </w:tc>
@@ -2102,7 +2102,7 @@
                 <w:sz w:val="20"/>
                 <w:szCs w:val="20"/>
               </w:rPr>
-              <w:t xml:space="preserve">Procedure P-06</w:t>
+              <w:t xml:space="preserve">Procedure P-05</w:t>
             </w:r>
           </w:p>
         </w:tc>
@@ -2185,7 +2185,7 @@
                 <w:sz w:val="20"/>
                 <w:szCs w:val="20"/>
               </w:rPr>
-              <w:t xml:space="preserve">Procedure P-07</w:t>
+              <w:t xml:space="preserve">Procedure P-06</w:t>
             </w:r>
           </w:p>
         </w:tc>
@@ -3101,7 +3101,7 @@
                 <w:sz w:val="20"/>
                 <w:szCs w:val="20"/>
               </w:rPr>
-              <w:t xml:space="preserve">F-105</w:t>
+              <w:t xml:space="preserve">F-103</w:t>
             </w:r>
           </w:p>
         </w:tc>
@@ -3242,7 +3242,7 @@
           <w:sz w:val="20"/>
           <w:szCs w:val="20"/>
         </w:rPr>
-        <w:t xml:space="preserve">Confirm the fault code on the alert card matches F-105.</w:t>
+        <w:t xml:space="preserve">Confirm the fault code on the alert card matches F-103.</w:t>
       </w:r>
     </w:p>
     <w:p>
@@ -3409,7 +3409,7 @@
           <w:sz w:val="24"/>
           <w:szCs w:val="24"/>
         </w:rPr>
-        <w:t xml:space="preserve">PROCEDURE P-04</w:t>
+        <w:t xml:space="preserve">PROCEDURE P-03</w:t>
       </w:r>
       <w:r>
         <w:rPr>
@@ -3734,7 +3734,7 @@
           <w:sz w:val="20"/>
           <w:szCs w:val="20"/>
         </w:rPr>
-        <w:t xml:space="preserve">Enter the resolution code on the sector console in the format P-04-[VALUE], substituting the value(s) above. Values are three digits.</w:t>
+        <w:t xml:space="preserve">Enter the resolution code on the sector console in the format P-03-[VALUE], substituting the value(s) above. Values are three digits.</w:t>
       </w:r>
     </w:p>
     <w:p>
@@ -3786,7 +3786,7 @@
           <w:sz w:val="20"/>
           <w:szCs w:val="20"/>
         </w:rPr>
-        <w:t xml:space="preserve">P-04-[VALUE]</w:t>
+        <w:t xml:space="preserve">P-03-[VALUE]</w:t>
       </w:r>
     </w:p>
     <w:p>
@@ -3805,7 +3805,7 @@
           <w:sz w:val="24"/>
           <w:szCs w:val="24"/>
         </w:rPr>
-        <w:t xml:space="preserve">PROCEDURE P-05</w:t>
+        <w:t xml:space="preserve">PROCEDURE P-04</w:t>
       </w:r>
       <w:r>
         <w:rPr>
@@ -4130,7 +4130,7 @@
           <w:sz w:val="20"/>
           <w:szCs w:val="20"/>
         </w:rPr>
-        <w:t xml:space="preserve">Enter the resolution code on the sector console in the format P-05-[VALUE], substituting the value(s) above. Values are three digits.</w:t>
+        <w:t xml:space="preserve">Enter the resolution code on the sector console in the format P-04-[VALUE], substituting the value(s) above. Values are three digits.</w:t>
       </w:r>
     </w:p>
     <w:p>
@@ -4182,7 +4182,7 @@
           <w:sz w:val="20"/>
           <w:szCs w:val="20"/>
         </w:rPr>
-        <w:t xml:space="preserve">P-05-[VALUE]</w:t>
+        <w:t xml:space="preserve">P-04-[VALUE]</w:t>
       </w:r>
     </w:p>
     <w:p>
@@ -4206,7 +4206,7 @@
           <w:sz w:val="24"/>
           <w:szCs w:val="24"/>
         </w:rPr>
-        <w:t xml:space="preserve">PROCEDURE P-06</w:t>
+        <w:t xml:space="preserve">PROCEDURE P-05</w:t>
       </w:r>
       <w:r>
         <w:rPr>
@@ -4555,7 +4555,7 @@
           <w:sz w:val="20"/>
           <w:szCs w:val="20"/>
         </w:rPr>
-        <w:t xml:space="preserve">Enter the resolution code on the sector console in the format P-06-[VALUE]-[VALUE 2], substituting the value(s) above. Values are three digits.</w:t>
+        <w:t xml:space="preserve">Enter the resolution code on the sector console in the format P-05-[VALUE]-[VALUE 2], substituting the value(s) above. Values are three digits.</w:t>
       </w:r>
     </w:p>
     <w:p>
@@ -4607,7 +4607,7 @@
           <w:sz w:val="20"/>
           <w:szCs w:val="20"/>
         </w:rPr>
-        <w:t xml:space="preserve">P-06-[VALUE]-[VALUE 2]</w:t>
+        <w:t xml:space="preserve">P-05-[VALUE]-[VALUE 2]</w:t>
       </w:r>
     </w:p>
     <w:p>
@@ -4626,7 +4626,7 @@
           <w:sz w:val="24"/>
           <w:szCs w:val="24"/>
         </w:rPr>
-        <w:t xml:space="preserve">PROCEDURE P-07</w:t>
+        <w:t xml:space="preserve">PROCEDURE P-06</w:t>
       </w:r>
       <w:r>
         <w:rPr>
@@ -4975,7 +4975,7 @@
           <w:sz w:val="20"/>
           <w:szCs w:val="20"/>
         </w:rPr>
-        <w:t xml:space="preserve">Enter the resolution code on the sector console in the format P-07-[VALUE]-[VALUE 2], substituting the value(s) above. Values are three digits.</w:t>
+        <w:t xml:space="preserve">Enter the resolution code on the sector console in the format P-06-[VALUE]-[VALUE 2], substituting the value(s) above. Values are three digits.</w:t>
       </w:r>
     </w:p>
     <w:p>
@@ -5027,7 +5027,7 @@
           <w:sz w:val="20"/>
           <w:szCs w:val="20"/>
         </w:rPr>
-        <w:t xml:space="preserve">P-07-[VALUE]-[VALUE 2]</w:t>
+        <w:t xml:space="preserve">P-06-[VALUE]-[VALUE 2]</w:t>
       </w:r>
     </w:p>
     <w:p>

--- a/kit/UNDERCITY_Binder_MED.docx
+++ b/kit/UNDERCITY_Binder_MED.docx
@@ -336,7 +336,7 @@
                 <w:sz w:val="20"/>
                 <w:szCs w:val="20"/>
               </w:rPr>
-              <w:t xml:space="preserve">2 ⚡ Power Cells + 1 💧 Water Unit per cycle</w:t>
+              <w:t xml:space="preserve">2 ⚡ Power Cells + 1 💧 Water Unit per round</w:t>
             </w:r>
           </w:p>
         </w:tc>
@@ -1027,7 +1027,7 @@
                 <w:sz w:val="20"/>
                 <w:szCs w:val="20"/>
               </w:rPr>
-              <w:t xml:space="preserve">2 ⚡ Power Cells + 1 💧 Water Unit per cycle</w:t>
+              <w:t xml:space="preserve">2 ⚡ Power Cells + 1 💧 Water Unit per round</w:t>
             </w:r>
           </w:p>
         </w:tc>

--- a/kit/UNDERCITY_Binder_MED.docx
+++ b/kit/UNDERCITY_Binder_MED.docx
@@ -2186,6 +2186,172 @@
                 <w:szCs w:val="20"/>
               </w:rPr>
               <w:t xml:space="preserve">Procedure P-06</w:t>
+            </w:r>
+          </w:p>
+        </w:tc>
+      </w:tr>
+      <w:tr>
+        <w:tc>
+          <w:tcPr>
+            <w:tcW w:type="dxa" w:w="1800"/>
+            <w:tcMar>
+              <w:top w:type="dxa" w:w="60"/>
+              <w:left w:type="dxa" w:w="100"/>
+              <w:bottom w:type="dxa" w:w="60"/>
+              <w:right w:type="dxa" w:w="100"/>
+            </w:tcMar>
+            <w:vAlign w:val="top"/>
+          </w:tcPr>
+          <w:p>
+            <w:pPr>
+              <w:spacing w:after="0"/>
+              <w:jc w:val="left"/>
+            </w:pPr>
+            <w:r>
+              <w:rPr>
+                <w:rFonts w:ascii="Courier New" w:cs="Courier New" w:eastAsia="Courier New" w:hAnsi="Courier New"/>
+                <w:b/>
+                <w:bCs/>
+                <w:color w:val="1A1A1A"/>
+                <w:sz w:val="20"/>
+                <w:szCs w:val="20"/>
+              </w:rPr>
+              <w:t xml:space="preserve">F-505</w:t>
+            </w:r>
+          </w:p>
+        </w:tc>
+        <w:tc>
+          <w:tcPr>
+            <w:tcW w:type="dxa" w:w="4200"/>
+            <w:tcMar>
+              <w:top w:type="dxa" w:w="60"/>
+              <w:left w:type="dxa" w:w="100"/>
+              <w:bottom w:type="dxa" w:w="60"/>
+              <w:right w:type="dxa" w:w="100"/>
+            </w:tcMar>
+            <w:vAlign w:val="top"/>
+          </w:tcPr>
+          <w:p>
+            <w:pPr>
+              <w:spacing w:after="0"/>
+              <w:jc w:val="left"/>
+            </w:pPr>
+            <w:r>
+              <w:rPr>
+                <w:rFonts w:ascii="Arial" w:cs="Arial" w:eastAsia="Arial" w:hAnsi="Arial"/>
+                <w:color w:val="1A1A1A"/>
+                <w:sz w:val="20"/>
+                <w:szCs w:val="20"/>
+              </w:rPr>
+              <w:t xml:space="preserve">Ward pressure isolation mismatch</w:t>
+            </w:r>
+          </w:p>
+        </w:tc>
+        <w:tc>
+          <w:tcPr>
+            <w:tcW w:type="dxa" w:w="3026"/>
+            <w:tcMar>
+              <w:top w:type="dxa" w:w="60"/>
+              <w:left w:type="dxa" w:w="100"/>
+              <w:bottom w:type="dxa" w:w="60"/>
+              <w:right w:type="dxa" w:w="100"/>
+            </w:tcMar>
+          </w:tcPr>
+          <w:p>
+            <w:pPr>
+              <w:spacing w:after="0"/>
+            </w:pPr>
+            <w:r>
+              <w:rPr>
+                <w:rFonts w:ascii="Courier New" w:cs="Courier New" w:eastAsia="Courier New" w:hAnsi="Courier New"/>
+                <w:color w:val="1A1A1A"/>
+                <w:sz w:val="20"/>
+                <w:szCs w:val="20"/>
+              </w:rPr>
+              <w:t xml:space="preserve">Procedure P-07</w:t>
+            </w:r>
+          </w:p>
+        </w:tc>
+      </w:tr>
+      <w:tr>
+        <w:tc>
+          <w:tcPr>
+            <w:tcW w:type="dxa" w:w="1800"/>
+            <w:tcMar>
+              <w:top w:type="dxa" w:w="60"/>
+              <w:left w:type="dxa" w:w="100"/>
+              <w:bottom w:type="dxa" w:w="60"/>
+              <w:right w:type="dxa" w:w="100"/>
+            </w:tcMar>
+            <w:vAlign w:val="top"/>
+          </w:tcPr>
+          <w:p>
+            <w:pPr>
+              <w:spacing w:after="0"/>
+              <w:jc w:val="left"/>
+            </w:pPr>
+            <w:r>
+              <w:rPr>
+                <w:rFonts w:ascii="Courier New" w:cs="Courier New" w:eastAsia="Courier New" w:hAnsi="Courier New"/>
+                <w:b/>
+                <w:bCs/>
+                <w:color w:val="1A1A1A"/>
+                <w:sz w:val="20"/>
+                <w:szCs w:val="20"/>
+              </w:rPr>
+              <w:t xml:space="preserve">F-506</w:t>
+            </w:r>
+          </w:p>
+        </w:tc>
+        <w:tc>
+          <w:tcPr>
+            <w:tcW w:type="dxa" w:w="4200"/>
+            <w:tcMar>
+              <w:top w:type="dxa" w:w="60"/>
+              <w:left w:type="dxa" w:w="100"/>
+              <w:bottom w:type="dxa" w:w="60"/>
+              <w:right w:type="dxa" w:w="100"/>
+            </w:tcMar>
+            <w:vAlign w:val="top"/>
+          </w:tcPr>
+          <w:p>
+            <w:pPr>
+              <w:spacing w:after="0"/>
+              <w:jc w:val="left"/>
+            </w:pPr>
+            <w:r>
+              <w:rPr>
+                <w:rFonts w:ascii="Arial" w:cs="Arial" w:eastAsia="Arial" w:hAnsi="Arial"/>
+                <w:color w:val="1A1A1A"/>
+                <w:sz w:val="20"/>
+                <w:szCs w:val="20"/>
+              </w:rPr>
+              <w:t xml:space="preserve">ICU failover routing conflict</w:t>
+            </w:r>
+          </w:p>
+        </w:tc>
+        <w:tc>
+          <w:tcPr>
+            <w:tcW w:type="dxa" w:w="3026"/>
+            <w:tcMar>
+              <w:top w:type="dxa" w:w="60"/>
+              <w:left w:type="dxa" w:w="100"/>
+              <w:bottom w:type="dxa" w:w="60"/>
+              <w:right w:type="dxa" w:w="100"/>
+            </w:tcMar>
+          </w:tcPr>
+          <w:p>
+            <w:pPr>
+              <w:spacing w:after="0"/>
+            </w:pPr>
+            <w:r>
+              <w:rPr>
+                <w:rFonts w:ascii="Courier New" w:cs="Courier New" w:eastAsia="Courier New" w:hAnsi="Courier New"/>
+                <w:color w:val="1A1A1A"/>
+                <w:sz w:val="20"/>
+                <w:szCs w:val="20"/>
+              </w:rPr>
+              <w:t xml:space="preserve">Procedure P-08</w:t>
             </w:r>
           </w:p>
         </w:tc>
@@ -5031,6 +5197,822 @@
       </w:r>
     </w:p>
     <w:p>
+      <w:pPr>
+        <w:pBdr>
+          <w:bottom w:val="single" w:color="E85A5A" w:sz="8"/>
+        </w:pBdr>
+        <w:spacing w:after="100" w:before="240"/>
+      </w:pPr>
+      <w:r>
+        <w:rPr>
+          <w:rFonts w:ascii="Courier New" w:cs="Courier New" w:eastAsia="Courier New" w:hAnsi="Courier New"/>
+          <w:b/>
+          <w:bCs/>
+          <w:color w:val="E85A5A"/>
+          <w:sz w:val="24"/>
+          <w:szCs w:val="24"/>
+        </w:rPr>
+        <w:t xml:space="preserve">PROCEDURE P-07</w:t>
+      </w:r>
+      <w:r>
+        <w:rPr>
+          <w:rFonts w:ascii="Arial" w:cs="Arial" w:eastAsia="Arial" w:hAnsi="Arial"/>
+          <w:b/>
+          <w:bCs/>
+          <w:color w:val="1A1A1A"/>
+          <w:sz w:val="24"/>
+          <w:szCs w:val="24"/>
+        </w:rPr>
+        <w:t xml:space="preserve">   Ward pressure isolation mismatch</w:t>
+      </w:r>
+    </w:p>
+    <w:tbl>
+      <w:tblPr>
+        <w:tblW w:type="dxa" w:w="9026"/>
+        <w:tblBorders>
+          <w:top w:val="single" w:color="BFBFBF" w:sz="4"/>
+          <w:left w:val="single" w:color="BFBFBF" w:sz="4"/>
+          <w:bottom w:val="single" w:color="BFBFBF" w:sz="4"/>
+          <w:right w:val="single" w:color="BFBFBF" w:sz="4"/>
+          <w:insideH w:val="single" w:color="BFBFBF" w:sz="4"/>
+          <w:insideV w:val="single" w:color="BFBFBF" w:sz="4"/>
+        </w:tblBorders>
+      </w:tblPr>
+      <w:tblGrid>
+        <w:gridCol w:w="1900"/>
+        <w:gridCol w:w="1700"/>
+        <w:gridCol w:w="1200"/>
+        <w:gridCol w:w="900"/>
+        <w:gridCol w:w="1700"/>
+        <w:gridCol w:w="1626"/>
+      </w:tblGrid>
+      <w:tr>
+        <w:tc>
+          <w:tcPr>
+            <w:tcW w:type="dxa" w:w="1900"/>
+            <w:shd w:fill="F2F2F2" w:color="auto" w:val="clear"/>
+            <w:tcMar>
+              <w:top w:type="dxa" w:w="60"/>
+              <w:left w:type="dxa" w:w="100"/>
+              <w:bottom w:type="dxa" w:w="60"/>
+              <w:right w:type="dxa" w:w="100"/>
+            </w:tcMar>
+            <w:vAlign w:val="top"/>
+          </w:tcPr>
+          <w:p>
+            <w:pPr>
+              <w:spacing w:after="0"/>
+              <w:jc w:val="left"/>
+            </w:pPr>
+            <w:r>
+              <w:rPr>
+                <w:rFonts w:ascii="Arial" w:cs="Arial" w:eastAsia="Arial" w:hAnsi="Arial"/>
+                <w:b/>
+                <w:bCs/>
+                <w:color w:val="1A1A1A"/>
+                <w:sz w:val="20"/>
+                <w:szCs w:val="20"/>
+              </w:rPr>
+              <w:t xml:space="preserve">APPLIES TO</w:t>
+            </w:r>
+          </w:p>
+        </w:tc>
+        <w:tc>
+          <w:tcPr>
+            <w:tcW w:type="dxa" w:w="1700"/>
+            <w:tcMar>
+              <w:top w:type="dxa" w:w="60"/>
+              <w:left w:type="dxa" w:w="100"/>
+              <w:bottom w:type="dxa" w:w="60"/>
+              <w:right w:type="dxa" w:w="100"/>
+            </w:tcMar>
+            <w:vAlign w:val="top"/>
+          </w:tcPr>
+          <w:p>
+            <w:pPr>
+              <w:spacing w:after="0"/>
+              <w:jc w:val="left"/>
+            </w:pPr>
+            <w:r>
+              <w:rPr>
+                <w:rFonts w:ascii="Courier New" w:cs="Courier New" w:eastAsia="Courier New" w:hAnsi="Courier New"/>
+                <w:color w:val="1A1A1A"/>
+                <w:sz w:val="20"/>
+                <w:szCs w:val="20"/>
+              </w:rPr>
+              <w:t xml:space="preserve">F-505</w:t>
+            </w:r>
+          </w:p>
+        </w:tc>
+        <w:tc>
+          <w:tcPr>
+            <w:tcW w:type="dxa" w:w="1200"/>
+            <w:shd w:fill="F2F2F2" w:color="auto" w:val="clear"/>
+            <w:tcMar>
+              <w:top w:type="dxa" w:w="60"/>
+              <w:left w:type="dxa" w:w="100"/>
+              <w:bottom w:type="dxa" w:w="60"/>
+              <w:right w:type="dxa" w:w="100"/>
+            </w:tcMar>
+            <w:vAlign w:val="top"/>
+          </w:tcPr>
+          <w:p>
+            <w:pPr>
+              <w:spacing w:after="0"/>
+              <w:jc w:val="left"/>
+            </w:pPr>
+            <w:r>
+              <w:rPr>
+                <w:rFonts w:ascii="Arial" w:cs="Arial" w:eastAsia="Arial" w:hAnsi="Arial"/>
+                <w:b/>
+                <w:bCs/>
+                <w:color w:val="1A1A1A"/>
+                <w:sz w:val="20"/>
+                <w:szCs w:val="20"/>
+              </w:rPr>
+              <w:t xml:space="preserve">CREW</w:t>
+            </w:r>
+          </w:p>
+        </w:tc>
+        <w:tc>
+          <w:tcPr>
+            <w:tcW w:type="dxa" w:w="900"/>
+            <w:tcMar>
+              <w:top w:type="dxa" w:w="60"/>
+              <w:left w:type="dxa" w:w="100"/>
+              <w:bottom w:type="dxa" w:w="60"/>
+              <w:right w:type="dxa" w:w="100"/>
+            </w:tcMar>
+            <w:vAlign w:val="top"/>
+          </w:tcPr>
+          <w:p>
+            <w:pPr>
+              <w:spacing w:after="0"/>
+              <w:jc w:val="left"/>
+            </w:pPr>
+            <w:r>
+              <w:rPr>
+                <w:rFonts w:ascii="Arial" w:cs="Arial" w:eastAsia="Arial" w:hAnsi="Arial"/>
+                <w:color w:val="1A1A1A"/>
+                <w:sz w:val="20"/>
+                <w:szCs w:val="20"/>
+              </w:rPr>
+              <w:t xml:space="preserve">2</w:t>
+            </w:r>
+          </w:p>
+        </w:tc>
+        <w:tc>
+          <w:tcPr>
+            <w:tcW w:type="dxa" w:w="1700"/>
+            <w:shd w:fill="F2F2F2" w:color="auto" w:val="clear"/>
+            <w:tcMar>
+              <w:top w:type="dxa" w:w="60"/>
+              <w:left w:type="dxa" w:w="100"/>
+              <w:bottom w:type="dxa" w:w="60"/>
+              <w:right w:type="dxa" w:w="100"/>
+            </w:tcMar>
+            <w:vAlign w:val="top"/>
+          </w:tcPr>
+          <w:p>
+            <w:pPr>
+              <w:spacing w:after="0"/>
+              <w:jc w:val="left"/>
+            </w:pPr>
+            <w:r>
+              <w:rPr>
+                <w:rFonts w:ascii="Arial" w:cs="Arial" w:eastAsia="Arial" w:hAnsi="Arial"/>
+                <w:b/>
+                <w:bCs/>
+                <w:color w:val="1A1A1A"/>
+                <w:sz w:val="20"/>
+                <w:szCs w:val="20"/>
+              </w:rPr>
+              <w:t xml:space="preserve">MATERIALS</w:t>
+            </w:r>
+          </w:p>
+        </w:tc>
+        <w:tc>
+          <w:tcPr>
+            <w:tcW w:type="dxa" w:w="1626"/>
+            <w:tcMar>
+              <w:top w:type="dxa" w:w="60"/>
+              <w:left w:type="dxa" w:w="100"/>
+              <w:bottom w:type="dxa" w:w="60"/>
+              <w:right w:type="dxa" w:w="100"/>
+            </w:tcMar>
+            <w:vAlign w:val="top"/>
+          </w:tcPr>
+          <w:p>
+            <w:pPr>
+              <w:spacing w:after="0"/>
+              <w:jc w:val="left"/>
+            </w:pPr>
+            <w:r>
+              <w:rPr>
+                <w:rFonts w:ascii="Arial" w:cs="Arial" w:eastAsia="Arial" w:hAnsi="Arial"/>
+                <w:color w:val="1A1A1A"/>
+                <w:sz w:val="20"/>
+                <w:szCs w:val="20"/>
+              </w:rPr>
+              <w:t xml:space="preserve">1 Power, 1 Water</w:t>
+            </w:r>
+          </w:p>
+        </w:tc>
+      </w:tr>
+    </w:tbl>
+    <w:p>
+      <w:pPr>
+        <w:spacing w:after="60"/>
+        <w:ind w:left="340" w:hanging="340"/>
+      </w:pPr>
+      <w:r>
+        <w:rPr>
+          <w:rFonts w:ascii="Courier New" w:cs="Courier New" w:eastAsia="Courier New" w:hAnsi="Courier New"/>
+          <w:color w:val="1A1A1A"/>
+          <w:sz w:val="20"/>
+          <w:szCs w:val="20"/>
+        </w:rPr>
+        <w:t xml:space="preserve">1.  </w:t>
+      </w:r>
+      <w:r>
+        <w:rPr>
+          <w:rFonts w:ascii="Arial" w:cs="Arial" w:eastAsia="Arial" w:hAnsi="Arial"/>
+          <w:color w:val="1A1A1A"/>
+          <w:sz w:val="20"/>
+          <w:szCs w:val="20"/>
+        </w:rPr>
+        <w:t xml:space="preserve">Confirm the fault code on the alert card matches F-505.</w:t>
+      </w:r>
+    </w:p>
+    <w:p>
+      <w:pPr>
+        <w:spacing w:after="60"/>
+        <w:ind w:left="340" w:hanging="340"/>
+      </w:pPr>
+      <w:r>
+        <w:rPr>
+          <w:rFonts w:ascii="Courier New" w:cs="Courier New" w:eastAsia="Courier New" w:hAnsi="Courier New"/>
+          <w:color w:val="1A1A1A"/>
+          <w:sz w:val="20"/>
+          <w:szCs w:val="20"/>
+        </w:rPr>
+        <w:t xml:space="preserve">2.  </w:t>
+      </w:r>
+      <w:r>
+        <w:rPr>
+          <w:rFonts w:ascii="Arial" w:cs="Arial" w:eastAsia="Arial" w:hAnsi="Arial"/>
+          <w:color w:val="1A1A1A"/>
+          <w:sz w:val="20"/>
+          <w:szCs w:val="20"/>
+        </w:rPr>
+        <w:t xml:space="preserve">Assign crew: 2 worker(s) minimum. Fewer will not hold the isolation.</w:t>
+      </w:r>
+    </w:p>
+    <w:p>
+      <w:pPr>
+        <w:spacing w:after="60"/>
+        <w:ind w:left="340" w:hanging="340"/>
+      </w:pPr>
+      <w:r>
+        <w:rPr>
+          <w:rFonts w:ascii="Courier New" w:cs="Courier New" w:eastAsia="Courier New" w:hAnsi="Courier New"/>
+          <w:color w:val="1A1A1A"/>
+          <w:sz w:val="20"/>
+          <w:szCs w:val="20"/>
+        </w:rPr>
+        <w:t xml:space="preserve">3.  </w:t>
+      </w:r>
+      <w:r>
+        <w:rPr>
+          <w:rFonts w:ascii="Arial" w:cs="Arial" w:eastAsia="Arial" w:hAnsi="Arial"/>
+          <w:color w:val="1A1A1A"/>
+          <w:sz w:val="20"/>
+          <w:szCs w:val="20"/>
+        </w:rPr>
+        <w:t xml:space="preserve">Stage materials: 1 Power, 1 Water.</w:t>
+      </w:r>
+    </w:p>
+    <w:p>
+      <w:pPr>
+        <w:spacing w:after="60"/>
+        <w:ind w:left="340" w:hanging="340"/>
+      </w:pPr>
+      <w:r>
+        <w:rPr>
+          <w:rFonts w:ascii="Courier New" w:cs="Courier New" w:eastAsia="Courier New" w:hAnsi="Courier New"/>
+          <w:color w:val="1A1A1A"/>
+          <w:sz w:val="20"/>
+          <w:szCs w:val="20"/>
+        </w:rPr>
+        <w:t xml:space="preserve">4.  </w:t>
+      </w:r>
+      <w:r>
+        <w:rPr>
+          <w:rFonts w:ascii="Arial" w:cs="Arial" w:eastAsia="Arial" w:hAnsi="Arial"/>
+          <w:color w:val="1A1A1A"/>
+          <w:sz w:val="20"/>
+          <w:szCs w:val="20"/>
+        </w:rPr>
+        <w:t xml:space="preserve">Obtain the Ward Pressure Source from WTR. WTR may answer with another asset and sector instead of a number: that is a REFERENCE, not a value. Follow it to the sector named and ask that sector for the asset's figure.</w:t>
+      </w:r>
+    </w:p>
+    <w:p>
+      <w:pPr>
+        <w:spacing w:after="60"/>
+        <w:ind w:left="340" w:hanging="340"/>
+      </w:pPr>
+      <w:r>
+        <w:rPr>
+          <w:rFonts w:ascii="Courier New" w:cs="Courier New" w:eastAsia="Courier New" w:hAnsi="Courier New"/>
+          <w:color w:val="1A1A1A"/>
+          <w:sz w:val="20"/>
+          <w:szCs w:val="20"/>
+        </w:rPr>
+        <w:t xml:space="preserve">5.  </w:t>
+      </w:r>
+      <w:r>
+        <w:rPr>
+          <w:rFonts w:ascii="Arial" w:cs="Arial" w:eastAsia="Arial" w:hAnsi="Arial"/>
+          <w:color w:val="1A1A1A"/>
+          <w:sz w:val="20"/>
+          <w:szCs w:val="20"/>
+        </w:rPr>
+        <w:t xml:space="preserve">Enter the resolution code on the sector console in the format P-07-[VALUE], substituting the value(s) above. Values are three digits.</w:t>
+      </w:r>
+    </w:p>
+    <w:p>
+      <w:pPr>
+        <w:spacing w:after="60"/>
+        <w:ind w:left="340" w:hanging="340"/>
+      </w:pPr>
+      <w:r>
+        <w:rPr>
+          <w:rFonts w:ascii="Courier New" w:cs="Courier New" w:eastAsia="Courier New" w:hAnsi="Courier New"/>
+          <w:color w:val="1A1A1A"/>
+          <w:sz w:val="20"/>
+          <w:szCs w:val="20"/>
+        </w:rPr>
+        <w:t xml:space="preserve">6.  </w:t>
+      </w:r>
+      <w:r>
+        <w:rPr>
+          <w:rFonts w:ascii="Arial" w:cs="Arial" w:eastAsia="Arial" w:hAnsi="Arial"/>
+          <w:color w:val="1A1A1A"/>
+          <w:sz w:val="20"/>
+          <w:szCs w:val="20"/>
+        </w:rPr>
+        <w:t xml:space="preserve">If the console rejects the entry, re-verify with the sector that holds the figure before resubmitting. Three consecutive rejections lock the console for 20 seconds.</w:t>
+      </w:r>
+    </w:p>
+    <w:p>
+      <w:pPr>
+        <w:shd w:fill="F2F2F2" w:color="auto" w:val="clear"/>
+        <w:spacing w:after="120" w:before="100"/>
+      </w:pPr>
+      <w:r>
+        <w:rPr>
+          <w:rFonts w:ascii="Arial" w:cs="Arial" w:eastAsia="Arial" w:hAnsi="Arial"/>
+          <w:b/>
+          <w:bCs/>
+          <w:color w:val="1A1A1A"/>
+          <w:sz w:val="20"/>
+          <w:szCs w:val="20"/>
+        </w:rPr>
+        <w:t xml:space="preserve">CODE FORMAT:  </w:t>
+      </w:r>
+      <w:r>
+        <w:rPr>
+          <w:rFonts w:ascii="Courier New" w:cs="Courier New" w:eastAsia="Courier New" w:hAnsi="Courier New"/>
+          <w:b/>
+          <w:bCs/>
+          <w:color w:val="1A1A1A"/>
+          <w:sz w:val="20"/>
+          <w:szCs w:val="20"/>
+        </w:rPr>
+        <w:t xml:space="preserve">P-07-[VALUE]</w:t>
+      </w:r>
+    </w:p>
+    <w:p>
+      <w:pPr>
+        <w:pBdr>
+          <w:bottom w:val="single" w:color="E85A5A" w:sz="8"/>
+        </w:pBdr>
+        <w:spacing w:after="100" w:before="240"/>
+      </w:pPr>
+      <w:r>
+        <w:rPr>
+          <w:rFonts w:ascii="Courier New" w:cs="Courier New" w:eastAsia="Courier New" w:hAnsi="Courier New"/>
+          <w:b/>
+          <w:bCs/>
+          <w:color w:val="E85A5A"/>
+          <w:sz w:val="24"/>
+          <w:szCs w:val="24"/>
+        </w:rPr>
+        <w:t xml:space="preserve">PROCEDURE P-08</w:t>
+      </w:r>
+      <w:r>
+        <w:rPr>
+          <w:rFonts w:ascii="Arial" w:cs="Arial" w:eastAsia="Arial" w:hAnsi="Arial"/>
+          <w:b/>
+          <w:bCs/>
+          <w:color w:val="1A1A1A"/>
+          <w:sz w:val="24"/>
+          <w:szCs w:val="24"/>
+        </w:rPr>
+        <w:t xml:space="preserve">   ICU failover routing conflict</w:t>
+      </w:r>
+    </w:p>
+    <w:tbl>
+      <w:tblPr>
+        <w:tblW w:type="dxa" w:w="9026"/>
+        <w:tblBorders>
+          <w:top w:val="single" w:color="BFBFBF" w:sz="4"/>
+          <w:left w:val="single" w:color="BFBFBF" w:sz="4"/>
+          <w:bottom w:val="single" w:color="BFBFBF" w:sz="4"/>
+          <w:right w:val="single" w:color="BFBFBF" w:sz="4"/>
+          <w:insideH w:val="single" w:color="BFBFBF" w:sz="4"/>
+          <w:insideV w:val="single" w:color="BFBFBF" w:sz="4"/>
+        </w:tblBorders>
+      </w:tblPr>
+      <w:tblGrid>
+        <w:gridCol w:w="1900"/>
+        <w:gridCol w:w="1700"/>
+        <w:gridCol w:w="1200"/>
+        <w:gridCol w:w="900"/>
+        <w:gridCol w:w="1700"/>
+        <w:gridCol w:w="1626"/>
+      </w:tblGrid>
+      <w:tr>
+        <w:tc>
+          <w:tcPr>
+            <w:tcW w:type="dxa" w:w="1900"/>
+            <w:shd w:fill="F2F2F2" w:color="auto" w:val="clear"/>
+            <w:tcMar>
+              <w:top w:type="dxa" w:w="60"/>
+              <w:left w:type="dxa" w:w="100"/>
+              <w:bottom w:type="dxa" w:w="60"/>
+              <w:right w:type="dxa" w:w="100"/>
+            </w:tcMar>
+            <w:vAlign w:val="top"/>
+          </w:tcPr>
+          <w:p>
+            <w:pPr>
+              <w:spacing w:after="0"/>
+              <w:jc w:val="left"/>
+            </w:pPr>
+            <w:r>
+              <w:rPr>
+                <w:rFonts w:ascii="Arial" w:cs="Arial" w:eastAsia="Arial" w:hAnsi="Arial"/>
+                <w:b/>
+                <w:bCs/>
+                <w:color w:val="1A1A1A"/>
+                <w:sz w:val="20"/>
+                <w:szCs w:val="20"/>
+              </w:rPr>
+              <w:t xml:space="preserve">APPLIES TO</w:t>
+            </w:r>
+          </w:p>
+        </w:tc>
+        <w:tc>
+          <w:tcPr>
+            <w:tcW w:type="dxa" w:w="1700"/>
+            <w:tcMar>
+              <w:top w:type="dxa" w:w="60"/>
+              <w:left w:type="dxa" w:w="100"/>
+              <w:bottom w:type="dxa" w:w="60"/>
+              <w:right w:type="dxa" w:w="100"/>
+            </w:tcMar>
+            <w:vAlign w:val="top"/>
+          </w:tcPr>
+          <w:p>
+            <w:pPr>
+              <w:spacing w:after="0"/>
+              <w:jc w:val="left"/>
+            </w:pPr>
+            <w:r>
+              <w:rPr>
+                <w:rFonts w:ascii="Courier New" w:cs="Courier New" w:eastAsia="Courier New" w:hAnsi="Courier New"/>
+                <w:color w:val="1A1A1A"/>
+                <w:sz w:val="20"/>
+                <w:szCs w:val="20"/>
+              </w:rPr>
+              <w:t xml:space="preserve">F-506</w:t>
+            </w:r>
+          </w:p>
+        </w:tc>
+        <w:tc>
+          <w:tcPr>
+            <w:tcW w:type="dxa" w:w="1200"/>
+            <w:shd w:fill="F2F2F2" w:color="auto" w:val="clear"/>
+            <w:tcMar>
+              <w:top w:type="dxa" w:w="60"/>
+              <w:left w:type="dxa" w:w="100"/>
+              <w:bottom w:type="dxa" w:w="60"/>
+              <w:right w:type="dxa" w:w="100"/>
+            </w:tcMar>
+            <w:vAlign w:val="top"/>
+          </w:tcPr>
+          <w:p>
+            <w:pPr>
+              <w:spacing w:after="0"/>
+              <w:jc w:val="left"/>
+            </w:pPr>
+            <w:r>
+              <w:rPr>
+                <w:rFonts w:ascii="Arial" w:cs="Arial" w:eastAsia="Arial" w:hAnsi="Arial"/>
+                <w:b/>
+                <w:bCs/>
+                <w:color w:val="1A1A1A"/>
+                <w:sz w:val="20"/>
+                <w:szCs w:val="20"/>
+              </w:rPr>
+              <w:t xml:space="preserve">CREW</w:t>
+            </w:r>
+          </w:p>
+        </w:tc>
+        <w:tc>
+          <w:tcPr>
+            <w:tcW w:type="dxa" w:w="900"/>
+            <w:tcMar>
+              <w:top w:type="dxa" w:w="60"/>
+              <w:left w:type="dxa" w:w="100"/>
+              <w:bottom w:type="dxa" w:w="60"/>
+              <w:right w:type="dxa" w:w="100"/>
+            </w:tcMar>
+            <w:vAlign w:val="top"/>
+          </w:tcPr>
+          <w:p>
+            <w:pPr>
+              <w:spacing w:after="0"/>
+              <w:jc w:val="left"/>
+            </w:pPr>
+            <w:r>
+              <w:rPr>
+                <w:rFonts w:ascii="Arial" w:cs="Arial" w:eastAsia="Arial" w:hAnsi="Arial"/>
+                <w:color w:val="1A1A1A"/>
+                <w:sz w:val="20"/>
+                <w:szCs w:val="20"/>
+              </w:rPr>
+              <w:t xml:space="preserve">3</w:t>
+            </w:r>
+          </w:p>
+        </w:tc>
+        <w:tc>
+          <w:tcPr>
+            <w:tcW w:type="dxa" w:w="1700"/>
+            <w:shd w:fill="F2F2F2" w:color="auto" w:val="clear"/>
+            <w:tcMar>
+              <w:top w:type="dxa" w:w="60"/>
+              <w:left w:type="dxa" w:w="100"/>
+              <w:bottom w:type="dxa" w:w="60"/>
+              <w:right w:type="dxa" w:w="100"/>
+            </w:tcMar>
+            <w:vAlign w:val="top"/>
+          </w:tcPr>
+          <w:p>
+            <w:pPr>
+              <w:spacing w:after="0"/>
+              <w:jc w:val="left"/>
+            </w:pPr>
+            <w:r>
+              <w:rPr>
+                <w:rFonts w:ascii="Arial" w:cs="Arial" w:eastAsia="Arial" w:hAnsi="Arial"/>
+                <w:b/>
+                <w:bCs/>
+                <w:color w:val="1A1A1A"/>
+                <w:sz w:val="20"/>
+                <w:szCs w:val="20"/>
+              </w:rPr>
+              <w:t xml:space="preserve">MATERIALS</w:t>
+            </w:r>
+          </w:p>
+        </w:tc>
+        <w:tc>
+          <w:tcPr>
+            <w:tcW w:type="dxa" w:w="1626"/>
+            <w:tcMar>
+              <w:top w:type="dxa" w:w="60"/>
+              <w:left w:type="dxa" w:w="100"/>
+              <w:bottom w:type="dxa" w:w="60"/>
+              <w:right w:type="dxa" w:w="100"/>
+            </w:tcMar>
+            <w:vAlign w:val="top"/>
+          </w:tcPr>
+          <w:p>
+            <w:pPr>
+              <w:spacing w:after="0"/>
+              <w:jc w:val="left"/>
+            </w:pPr>
+            <w:r>
+              <w:rPr>
+                <w:rFonts w:ascii="Arial" w:cs="Arial" w:eastAsia="Arial" w:hAnsi="Arial"/>
+                <w:color w:val="1A1A1A"/>
+                <w:sz w:val="20"/>
+                <w:szCs w:val="20"/>
+              </w:rPr>
+              <w:t xml:space="preserve">2 Power, 1 Med</w:t>
+            </w:r>
+          </w:p>
+        </w:tc>
+      </w:tr>
+    </w:tbl>
+    <w:p>
+      <w:pPr>
+        <w:spacing w:after="60"/>
+        <w:ind w:left="340" w:hanging="340"/>
+      </w:pPr>
+      <w:r>
+        <w:rPr>
+          <w:rFonts w:ascii="Courier New" w:cs="Courier New" w:eastAsia="Courier New" w:hAnsi="Courier New"/>
+          <w:color w:val="1A1A1A"/>
+          <w:sz w:val="20"/>
+          <w:szCs w:val="20"/>
+        </w:rPr>
+        <w:t xml:space="preserve">1.  </w:t>
+      </w:r>
+      <w:r>
+        <w:rPr>
+          <w:rFonts w:ascii="Arial" w:cs="Arial" w:eastAsia="Arial" w:hAnsi="Arial"/>
+          <w:color w:val="1A1A1A"/>
+          <w:sz w:val="20"/>
+          <w:szCs w:val="20"/>
+        </w:rPr>
+        <w:t xml:space="preserve">Confirm the fault code on the alert card matches F-506.</w:t>
+      </w:r>
+    </w:p>
+    <w:p>
+      <w:pPr>
+        <w:spacing w:after="60"/>
+        <w:ind w:left="340" w:hanging="340"/>
+      </w:pPr>
+      <w:r>
+        <w:rPr>
+          <w:rFonts w:ascii="Courier New" w:cs="Courier New" w:eastAsia="Courier New" w:hAnsi="Courier New"/>
+          <w:color w:val="1A1A1A"/>
+          <w:sz w:val="20"/>
+          <w:szCs w:val="20"/>
+        </w:rPr>
+        <w:t xml:space="preserve">2.  </w:t>
+      </w:r>
+      <w:r>
+        <w:rPr>
+          <w:rFonts w:ascii="Arial" w:cs="Arial" w:eastAsia="Arial" w:hAnsi="Arial"/>
+          <w:color w:val="1A1A1A"/>
+          <w:sz w:val="20"/>
+          <w:szCs w:val="20"/>
+        </w:rPr>
+        <w:t xml:space="preserve">Assign crew: 3 worker(s) minimum. Fewer will not hold the isolation.</w:t>
+      </w:r>
+    </w:p>
+    <w:p>
+      <w:pPr>
+        <w:spacing w:after="60"/>
+        <w:ind w:left="340" w:hanging="340"/>
+      </w:pPr>
+      <w:r>
+        <w:rPr>
+          <w:rFonts w:ascii="Courier New" w:cs="Courier New" w:eastAsia="Courier New" w:hAnsi="Courier New"/>
+          <w:color w:val="1A1A1A"/>
+          <w:sz w:val="20"/>
+          <w:szCs w:val="20"/>
+        </w:rPr>
+        <w:t xml:space="preserve">3.  </w:t>
+      </w:r>
+      <w:r>
+        <w:rPr>
+          <w:rFonts w:ascii="Arial" w:cs="Arial" w:eastAsia="Arial" w:hAnsi="Arial"/>
+          <w:color w:val="1A1A1A"/>
+          <w:sz w:val="20"/>
+          <w:szCs w:val="20"/>
+        </w:rPr>
+        <w:t xml:space="preserve">Stage materials: 2 Power, 1 Med.</w:t>
+      </w:r>
+    </w:p>
+    <w:p>
+      <w:pPr>
+        <w:spacing w:after="60"/>
+        <w:ind w:left="340" w:hanging="340"/>
+      </w:pPr>
+      <w:r>
+        <w:rPr>
+          <w:rFonts w:ascii="Courier New" w:cs="Courier New" w:eastAsia="Courier New" w:hAnsi="Courier New"/>
+          <w:color w:val="1A1A1A"/>
+          <w:sz w:val="20"/>
+          <w:szCs w:val="20"/>
+        </w:rPr>
+        <w:t xml:space="preserve">4.  </w:t>
+      </w:r>
+      <w:r>
+        <w:rPr>
+          <w:rFonts w:ascii="Arial" w:cs="Arial" w:eastAsia="Arial" w:hAnsi="Arial"/>
+          <w:color w:val="1A1A1A"/>
+          <w:sz w:val="20"/>
+          <w:szCs w:val="20"/>
+        </w:rPr>
+        <w:t xml:space="preserve">Obtain the Critical Route Reference from TRN. TRN may answer with another asset and sector instead of a number: that is a REFERENCE, not a value. Follow it to the sector named and ask that sector for the asset's figure. This is VALUE 1.</w:t>
+      </w:r>
+    </w:p>
+    <w:p>
+      <w:pPr>
+        <w:spacing w:after="60"/>
+        <w:ind w:left="340" w:hanging="340"/>
+      </w:pPr>
+      <w:r>
+        <w:rPr>
+          <w:rFonts w:ascii="Courier New" w:cs="Courier New" w:eastAsia="Courier New" w:hAnsi="Courier New"/>
+          <w:color w:val="1A1A1A"/>
+          <w:sz w:val="20"/>
+          <w:szCs w:val="20"/>
+        </w:rPr>
+        <w:t xml:space="preserve">5.  </w:t>
+      </w:r>
+      <w:r>
+        <w:rPr>
+          <w:rFonts w:ascii="Arial" w:cs="Arial" w:eastAsia="Arial" w:hAnsi="Arial"/>
+          <w:color w:val="1A1A1A"/>
+          <w:sz w:val="20"/>
+          <w:szCs w:val="20"/>
+        </w:rPr>
+        <w:t xml:space="preserve">Obtain the Life-Support Telemetry Reference from COM. COM may answer with another asset and sector instead of a number: that is a REFERENCE, not a value. Follow it to the sector named and ask that sector for the asset's figure. This is VALUE 2.</w:t>
+      </w:r>
+    </w:p>
+    <w:p>
+      <w:pPr>
+        <w:spacing w:after="60"/>
+        <w:ind w:left="340" w:hanging="340"/>
+      </w:pPr>
+      <w:r>
+        <w:rPr>
+          <w:rFonts w:ascii="Courier New" w:cs="Courier New" w:eastAsia="Courier New" w:hAnsi="Courier New"/>
+          <w:color w:val="1A1A1A"/>
+          <w:sz w:val="20"/>
+          <w:szCs w:val="20"/>
+        </w:rPr>
+        <w:t xml:space="preserve">6.  </w:t>
+      </w:r>
+      <w:r>
+        <w:rPr>
+          <w:rFonts w:ascii="Arial" w:cs="Arial" w:eastAsia="Arial" w:hAnsi="Arial"/>
+          <w:color w:val="1A1A1A"/>
+          <w:sz w:val="20"/>
+          <w:szCs w:val="20"/>
+        </w:rPr>
+        <w:t xml:space="preserve">Enter the resolution code on the sector console in the format P-08-[VALUE]-[VALUE 2], substituting the value(s) above. Values are three digits.</w:t>
+      </w:r>
+    </w:p>
+    <w:p>
+      <w:pPr>
+        <w:spacing w:after="60"/>
+        <w:ind w:left="340" w:hanging="340"/>
+      </w:pPr>
+      <w:r>
+        <w:rPr>
+          <w:rFonts w:ascii="Courier New" w:cs="Courier New" w:eastAsia="Courier New" w:hAnsi="Courier New"/>
+          <w:color w:val="1A1A1A"/>
+          <w:sz w:val="20"/>
+          <w:szCs w:val="20"/>
+        </w:rPr>
+        <w:t xml:space="preserve">7.  </w:t>
+      </w:r>
+      <w:r>
+        <w:rPr>
+          <w:rFonts w:ascii="Arial" w:cs="Arial" w:eastAsia="Arial" w:hAnsi="Arial"/>
+          <w:color w:val="1A1A1A"/>
+          <w:sz w:val="20"/>
+          <w:szCs w:val="20"/>
+        </w:rPr>
+        <w:t xml:space="preserve">If the console rejects the entry, re-verify with the sector that holds the figure before resubmitting. Three consecutive rejections lock the console for 20 seconds.</w:t>
+      </w:r>
+    </w:p>
+    <w:p>
+      <w:pPr>
+        <w:shd w:fill="F2F2F2" w:color="auto" w:val="clear"/>
+        <w:spacing w:after="120" w:before="100"/>
+      </w:pPr>
+      <w:r>
+        <w:rPr>
+          <w:rFonts w:ascii="Arial" w:cs="Arial" w:eastAsia="Arial" w:hAnsi="Arial"/>
+          <w:b/>
+          <w:bCs/>
+          <w:color w:val="1A1A1A"/>
+          <w:sz w:val="20"/>
+          <w:szCs w:val="20"/>
+        </w:rPr>
+        <w:t xml:space="preserve">CODE FORMAT:  </w:t>
+      </w:r>
+      <w:r>
+        <w:rPr>
+          <w:rFonts w:ascii="Courier New" w:cs="Courier New" w:eastAsia="Courier New" w:hAnsi="Courier New"/>
+          <w:b/>
+          <w:bCs/>
+          <w:color w:val="1A1A1A"/>
+          <w:sz w:val="20"/>
+          <w:szCs w:val="20"/>
+        </w:rPr>
+        <w:t xml:space="preserve">P-08-[VALUE]-[VALUE 2]</w:t>
+      </w:r>
+    </w:p>
+    <w:p>
       <w:r>
         <w:br w:type="page"/>
       </w:r>
@@ -5884,6 +6866,300 @@
         <w:br w:type="page"/>
       </w:r>
     </w:p>
+    <w:p>
+      <w:pPr>
+        <w:spacing w:after="300"/>
+      </w:pPr>
+    </w:p>
+    <w:p>
+      <w:pPr>
+        <w:pStyle w:val="Heading1"/>
+        <w:spacing w:after="160" w:before="120"/>
+      </w:pPr>
+      <w:r>
+        <w:rPr>
+          <w:rFonts w:ascii="Arial" w:cs="Arial" w:eastAsia="Arial" w:hAnsi="Arial"/>
+          <w:b/>
+          <w:bCs/>
+          <w:color w:val="E85A5A"/>
+          <w:sz w:val="28"/>
+          <w:szCs w:val="28"/>
+        </w:rPr>
+        <w:t xml:space="preserve">5A · Cross-System Reference Directory</w:t>
+      </w:r>
+    </w:p>
+    <w:p>
+      <w:pPr>
+        <w:spacing w:after="120"/>
+      </w:pPr>
+      <w:r>
+        <w:rPr>
+          <w:rFonts w:ascii="Arial" w:cs="Arial" w:eastAsia="Arial" w:hAnsi="Arial"/>
+          <w:color w:val="1A1A1A"/>
+          <w:sz w:val="20"/>
+          <w:szCs w:val="20"/>
+        </w:rPr>
+        <w:t xml:space="preserve">Entries ending with a sector code in square brackets are REFERENCES, not resolution values. Relay the exact reference name and sector shown to the requesting team. The named sector holds the authoritative numeric value. Do not invent or infer a number.</w:t>
+      </w:r>
+    </w:p>
+    <w:p>
+      <w:pPr>
+        <w:spacing w:after="160"/>
+      </w:pPr>
+    </w:p>
+    <w:tbl>
+      <w:tblPr>
+        <w:tblW w:type="dxa" w:w="9026"/>
+        <w:tblBorders>
+          <w:top w:val="single" w:color="BFBFBF" w:sz="4"/>
+          <w:left w:val="single" w:color="BFBFBF" w:sz="4"/>
+          <w:bottom w:val="single" w:color="BFBFBF" w:sz="4"/>
+          <w:right w:val="single" w:color="BFBFBF" w:sz="4"/>
+          <w:insideH w:val="single" w:color="BFBFBF" w:sz="4"/>
+          <w:insideV w:val="single" w:color="BFBFBF" w:sz="4"/>
+        </w:tblBorders>
+      </w:tblPr>
+      <w:tblGrid>
+        <w:gridCol w:w="4600"/>
+        <w:gridCol w:w="4426"/>
+      </w:tblGrid>
+      <w:tr>
+        <w:tc>
+          <w:tcPr>
+            <w:tcW w:type="dxa" w:w="4600"/>
+            <w:shd w:fill="F2F2F2" w:color="auto" w:val="clear"/>
+            <w:tcMar>
+              <w:top w:type="dxa" w:w="60"/>
+              <w:left w:type="dxa" w:w="100"/>
+              <w:bottom w:type="dxa" w:w="60"/>
+              <w:right w:type="dxa" w:w="100"/>
+            </w:tcMar>
+            <w:vAlign w:val="top"/>
+          </w:tcPr>
+          <w:p>
+            <w:pPr>
+              <w:spacing w:after="0"/>
+              <w:jc w:val="left"/>
+            </w:pPr>
+            <w:r>
+              <w:rPr>
+                <w:rFonts w:ascii="Arial" w:cs="Arial" w:eastAsia="Arial" w:hAnsi="Arial"/>
+                <w:b/>
+                <w:bCs/>
+                <w:color w:val="1A1A1A"/>
+                <w:sz w:val="20"/>
+                <w:szCs w:val="20"/>
+              </w:rPr>
+              <w:t xml:space="preserve">REFERENCE NAME</w:t>
+            </w:r>
+          </w:p>
+        </w:tc>
+        <w:tc>
+          <w:tcPr>
+            <w:tcW w:type="dxa" w:w="4426"/>
+            <w:shd w:fill="F2F2F2" w:color="auto" w:val="clear"/>
+            <w:tcMar>
+              <w:top w:type="dxa" w:w="60"/>
+              <w:left w:type="dxa" w:w="100"/>
+              <w:bottom w:type="dxa" w:w="60"/>
+              <w:right w:type="dxa" w:w="100"/>
+            </w:tcMar>
+            <w:vAlign w:val="top"/>
+          </w:tcPr>
+          <w:p>
+            <w:pPr>
+              <w:spacing w:after="0"/>
+              <w:jc w:val="center"/>
+            </w:pPr>
+            <w:r>
+              <w:rPr>
+                <w:rFonts w:ascii="Arial" w:cs="Arial" w:eastAsia="Arial" w:hAnsi="Arial"/>
+                <w:b/>
+                <w:bCs/>
+                <w:color w:val="1A1A1A"/>
+                <w:sz w:val="20"/>
+                <w:szCs w:val="20"/>
+              </w:rPr>
+              <w:t xml:space="preserve">REFERENCE</w:t>
+            </w:r>
+          </w:p>
+        </w:tc>
+      </w:tr>
+      <w:tr>
+        <w:tc>
+          <w:tcPr>
+            <w:tcW w:type="dxa" w:w="4600"/>
+            <w:tcMar>
+              <w:top w:type="dxa" w:w="60"/>
+              <w:left w:type="dxa" w:w="100"/>
+              <w:bottom w:type="dxa" w:w="60"/>
+              <w:right w:type="dxa" w:w="100"/>
+            </w:tcMar>
+            <w:vAlign w:val="top"/>
+          </w:tcPr>
+          <w:p>
+            <w:pPr>
+              <w:spacing w:after="0"/>
+              <w:jc w:val="left"/>
+            </w:pPr>
+            <w:r>
+              <w:rPr>
+                <w:rFonts w:ascii="Arial" w:cs="Arial" w:eastAsia="Arial" w:hAnsi="Arial"/>
+                <w:color w:val="1A1A1A"/>
+                <w:sz w:val="20"/>
+                <w:szCs w:val="20"/>
+              </w:rPr>
+              <w:t xml:space="preserve">Core Safety Broadcast Reference</w:t>
+            </w:r>
+          </w:p>
+        </w:tc>
+        <w:tc>
+          <w:tcPr>
+            <w:tcW w:type="dxa" w:w="4426"/>
+            <w:tcMar>
+              <w:top w:type="dxa" w:w="60"/>
+              <w:left w:type="dxa" w:w="100"/>
+              <w:bottom w:type="dxa" w:w="60"/>
+              <w:right w:type="dxa" w:w="100"/>
+            </w:tcMar>
+            <w:vAlign w:val="top"/>
+          </w:tcPr>
+          <w:p>
+            <w:pPr>
+              <w:spacing w:after="0"/>
+              <w:jc w:val="center"/>
+            </w:pPr>
+            <w:r>
+              <w:rPr>
+                <w:rFonts w:ascii="Courier New" w:cs="Courier New" w:eastAsia="Courier New" w:hAnsi="Courier New"/>
+                <w:b/>
+                <w:bCs/>
+                <w:color w:val="1A1A1A"/>
+                <w:sz w:val="20"/>
+                <w:szCs w:val="20"/>
+              </w:rPr>
+              <w:t xml:space="preserve">Emergency Band [COM]</w:t>
+            </w:r>
+          </w:p>
+        </w:tc>
+      </w:tr>
+      <w:tr>
+        <w:tc>
+          <w:tcPr>
+            <w:tcW w:type="dxa" w:w="4600"/>
+            <w:tcMar>
+              <w:top w:type="dxa" w:w="60"/>
+              <w:left w:type="dxa" w:w="100"/>
+              <w:bottom w:type="dxa" w:w="60"/>
+              <w:right w:type="dxa" w:w="100"/>
+            </w:tcMar>
+            <w:vAlign w:val="top"/>
+          </w:tcPr>
+          <w:p>
+            <w:pPr>
+              <w:spacing w:after="0"/>
+              <w:jc w:val="left"/>
+            </w:pPr>
+            <w:r>
+              <w:rPr>
+                <w:rFonts w:ascii="Arial" w:cs="Arial" w:eastAsia="Arial" w:hAnsi="Arial"/>
+                <w:color w:val="1A1A1A"/>
+                <w:sz w:val="20"/>
+                <w:szCs w:val="20"/>
+              </w:rPr>
+              <w:t xml:space="preserve">Sterility Feed Reference</w:t>
+            </w:r>
+          </w:p>
+        </w:tc>
+        <w:tc>
+          <w:tcPr>
+            <w:tcW w:type="dxa" w:w="4426"/>
+            <w:tcMar>
+              <w:top w:type="dxa" w:w="60"/>
+              <w:left w:type="dxa" w:w="100"/>
+              <w:bottom w:type="dxa" w:w="60"/>
+              <w:right w:type="dxa" w:w="100"/>
+            </w:tcMar>
+            <w:vAlign w:val="top"/>
+          </w:tcPr>
+          <w:p>
+            <w:pPr>
+              <w:spacing w:after="0"/>
+              <w:jc w:val="center"/>
+            </w:pPr>
+            <w:r>
+              <w:rPr>
+                <w:rFonts w:ascii="Courier New" w:cs="Courier New" w:eastAsia="Courier New" w:hAnsi="Courier New"/>
+                <w:b/>
+                <w:bCs/>
+                <w:color w:val="1A1A1A"/>
+                <w:sz w:val="20"/>
+                <w:szCs w:val="20"/>
+              </w:rPr>
+              <w:t xml:space="preserve">Array East [AGR]</w:t>
+            </w:r>
+          </w:p>
+        </w:tc>
+      </w:tr>
+      <w:tr>
+        <w:tc>
+          <w:tcPr>
+            <w:tcW w:type="dxa" w:w="4600"/>
+            <w:tcMar>
+              <w:top w:type="dxa" w:w="60"/>
+              <w:left w:type="dxa" w:w="100"/>
+              <w:bottom w:type="dxa" w:w="60"/>
+              <w:right w:type="dxa" w:w="100"/>
+            </w:tcMar>
+            <w:vAlign w:val="top"/>
+          </w:tcPr>
+          <w:p>
+            <w:pPr>
+              <w:spacing w:after="0"/>
+              <w:jc w:val="left"/>
+            </w:pPr>
+            <w:r>
+              <w:rPr>
+                <w:rFonts w:ascii="Arial" w:cs="Arial" w:eastAsia="Arial" w:hAnsi="Arial"/>
+                <w:color w:val="1A1A1A"/>
+                <w:sz w:val="20"/>
+                <w:szCs w:val="20"/>
+              </w:rPr>
+              <w:t xml:space="preserve">Bio-Safety Reference</w:t>
+            </w:r>
+          </w:p>
+        </w:tc>
+        <w:tc>
+          <w:tcPr>
+            <w:tcW w:type="dxa" w:w="4426"/>
+            <w:tcMar>
+              <w:top w:type="dxa" w:w="60"/>
+              <w:left w:type="dxa" w:w="100"/>
+              <w:bottom w:type="dxa" w:w="60"/>
+              <w:right w:type="dxa" w:w="100"/>
+            </w:tcMar>
+            <w:vAlign w:val="top"/>
+          </w:tcPr>
+          <w:p>
+            <w:pPr>
+              <w:spacing w:after="0"/>
+              <w:jc w:val="center"/>
+            </w:pPr>
+            <w:r>
+              <w:rPr>
+                <w:rFonts w:ascii="Courier New" w:cs="Courier New" w:eastAsia="Courier New" w:hAnsi="Courier New"/>
+                <w:b/>
+                <w:bCs/>
+                <w:color w:val="1A1A1A"/>
+                <w:sz w:val="20"/>
+                <w:szCs w:val="20"/>
+              </w:rPr>
+              <w:t xml:space="preserve">Emergency Band [COM]</w:t>
+            </w:r>
+          </w:p>
+        </w:tc>
+      </w:tr>
+    </w:tbl>
     <w:p>
       <w:pPr>
         <w:pStyle w:val="Heading1"/>

--- a/kit/UNDERCITY_Binder_MED.docx
+++ b/kit/UNDERCITY_Binder_MED.docx
@@ -2352,6 +2352,172 @@
                 <w:szCs w:val="20"/>
               </w:rPr>
               <w:t xml:space="preserve">Procedure P-08</w:t>
+            </w:r>
+          </w:p>
+        </w:tc>
+      </w:tr>
+      <w:tr>
+        <w:tc>
+          <w:tcPr>
+            <w:tcW w:type="dxa" w:w="1800"/>
+            <w:tcMar>
+              <w:top w:type="dxa" w:w="60"/>
+              <w:left w:type="dxa" w:w="100"/>
+              <w:bottom w:type="dxa" w:w="60"/>
+              <w:right w:type="dxa" w:w="100"/>
+            </w:tcMar>
+            <w:vAlign w:val="top"/>
+          </w:tcPr>
+          <w:p>
+            <w:pPr>
+              <w:spacing w:after="0"/>
+              <w:jc w:val="left"/>
+            </w:pPr>
+            <w:r>
+              <w:rPr>
+                <w:rFonts w:ascii="Courier New" w:cs="Courier New" w:eastAsia="Courier New" w:hAnsi="Courier New"/>
+                <w:b/>
+                <w:bCs/>
+                <w:color w:val="1A1A1A"/>
+                <w:sz w:val="20"/>
+                <w:szCs w:val="20"/>
+              </w:rPr>
+              <w:t xml:space="preserve">F-605</w:t>
+            </w:r>
+          </w:p>
+        </w:tc>
+        <w:tc>
+          <w:tcPr>
+            <w:tcW w:type="dxa" w:w="4200"/>
+            <w:tcMar>
+              <w:top w:type="dxa" w:w="60"/>
+              <w:left w:type="dxa" w:w="100"/>
+              <w:bottom w:type="dxa" w:w="60"/>
+              <w:right w:type="dxa" w:w="100"/>
+            </w:tcMar>
+            <w:vAlign w:val="top"/>
+          </w:tcPr>
+          <w:p>
+            <w:pPr>
+              <w:spacing w:after="0"/>
+              <w:jc w:val="left"/>
+            </w:pPr>
+            <w:r>
+              <w:rPr>
+                <w:rFonts w:ascii="Arial" w:cs="Arial" w:eastAsia="Arial" w:hAnsi="Arial"/>
+                <w:color w:val="1A1A1A"/>
+                <w:sz w:val="20"/>
+                <w:szCs w:val="20"/>
+              </w:rPr>
+              <w:t xml:space="preserve">Surgical air-pressure collapse</w:t>
+            </w:r>
+          </w:p>
+        </w:tc>
+        <w:tc>
+          <w:tcPr>
+            <w:tcW w:type="dxa" w:w="3026"/>
+            <w:tcMar>
+              <w:top w:type="dxa" w:w="60"/>
+              <w:left w:type="dxa" w:w="100"/>
+              <w:bottom w:type="dxa" w:w="60"/>
+              <w:right w:type="dxa" w:w="100"/>
+            </w:tcMar>
+          </w:tcPr>
+          <w:p>
+            <w:pPr>
+              <w:spacing w:after="0"/>
+            </w:pPr>
+            <w:r>
+              <w:rPr>
+                <w:rFonts w:ascii="Courier New" w:cs="Courier New" w:eastAsia="Courier New" w:hAnsi="Courier New"/>
+                <w:color w:val="1A1A1A"/>
+                <w:sz w:val="20"/>
+                <w:szCs w:val="20"/>
+              </w:rPr>
+              <w:t xml:space="preserve">Procedure P-09</w:t>
+            </w:r>
+          </w:p>
+        </w:tc>
+      </w:tr>
+      <w:tr>
+        <w:tc>
+          <w:tcPr>
+            <w:tcW w:type="dxa" w:w="1800"/>
+            <w:tcMar>
+              <w:top w:type="dxa" w:w="60"/>
+              <w:left w:type="dxa" w:w="100"/>
+              <w:bottom w:type="dxa" w:w="60"/>
+              <w:right w:type="dxa" w:w="100"/>
+            </w:tcMar>
+            <w:vAlign w:val="top"/>
+          </w:tcPr>
+          <w:p>
+            <w:pPr>
+              <w:spacing w:after="0"/>
+              <w:jc w:val="left"/>
+            </w:pPr>
+            <w:r>
+              <w:rPr>
+                <w:rFonts w:ascii="Courier New" w:cs="Courier New" w:eastAsia="Courier New" w:hAnsi="Courier New"/>
+                <w:b/>
+                <w:bCs/>
+                <w:color w:val="1A1A1A"/>
+                <w:sz w:val="20"/>
+                <w:szCs w:val="20"/>
+              </w:rPr>
+              <w:t xml:space="preserve">F-606</w:t>
+            </w:r>
+          </w:p>
+        </w:tc>
+        <w:tc>
+          <w:tcPr>
+            <w:tcW w:type="dxa" w:w="4200"/>
+            <w:tcMar>
+              <w:top w:type="dxa" w:w="60"/>
+              <w:left w:type="dxa" w:w="100"/>
+              <w:bottom w:type="dxa" w:w="60"/>
+              <w:right w:type="dxa" w:w="100"/>
+            </w:tcMar>
+            <w:vAlign w:val="top"/>
+          </w:tcPr>
+          <w:p>
+            <w:pPr>
+              <w:spacing w:after="0"/>
+              <w:jc w:val="left"/>
+            </w:pPr>
+            <w:r>
+              <w:rPr>
+                <w:rFonts w:ascii="Arial" w:cs="Arial" w:eastAsia="Arial" w:hAnsi="Arial"/>
+                <w:color w:val="1A1A1A"/>
+                <w:sz w:val="20"/>
+                <w:szCs w:val="20"/>
+              </w:rPr>
+              <w:t xml:space="preserve">Triage backup-power failure</w:t>
+            </w:r>
+          </w:p>
+        </w:tc>
+        <w:tc>
+          <w:tcPr>
+            <w:tcW w:type="dxa" w:w="3026"/>
+            <w:tcMar>
+              <w:top w:type="dxa" w:w="60"/>
+              <w:left w:type="dxa" w:w="100"/>
+              <w:bottom w:type="dxa" w:w="60"/>
+              <w:right w:type="dxa" w:w="100"/>
+            </w:tcMar>
+          </w:tcPr>
+          <w:p>
+            <w:pPr>
+              <w:spacing w:after="0"/>
+            </w:pPr>
+            <w:r>
+              <w:rPr>
+                <w:rFonts w:ascii="Courier New" w:cs="Courier New" w:eastAsia="Courier New" w:hAnsi="Courier New"/>
+                <w:color w:val="1A1A1A"/>
+                <w:sz w:val="20"/>
+                <w:szCs w:val="20"/>
+              </w:rPr>
+              <w:t xml:space="preserve">Procedure P-10 · TIME-CRITICAL</w:t>
             </w:r>
           </w:p>
         </w:tc>
@@ -6010,6 +6176,870 @@
           <w:szCs w:val="20"/>
         </w:rPr>
         <w:t xml:space="preserve">P-08-[VALUE]-[VALUE 2]</w:t>
+      </w:r>
+    </w:p>
+    <w:p>
+      <w:pPr>
+        <w:pBdr>
+          <w:bottom w:val="single" w:color="E85A5A" w:sz="8"/>
+        </w:pBdr>
+        <w:spacing w:after="100" w:before="240"/>
+      </w:pPr>
+      <w:r>
+        <w:rPr>
+          <w:rFonts w:ascii="Courier New" w:cs="Courier New" w:eastAsia="Courier New" w:hAnsi="Courier New"/>
+          <w:b/>
+          <w:bCs/>
+          <w:color w:val="E85A5A"/>
+          <w:sz w:val="24"/>
+          <w:szCs w:val="24"/>
+        </w:rPr>
+        <w:t xml:space="preserve">PROCEDURE P-09</w:t>
+      </w:r>
+      <w:r>
+        <w:rPr>
+          <w:rFonts w:ascii="Arial" w:cs="Arial" w:eastAsia="Arial" w:hAnsi="Arial"/>
+          <w:b/>
+          <w:bCs/>
+          <w:color w:val="1A1A1A"/>
+          <w:sz w:val="24"/>
+          <w:szCs w:val="24"/>
+        </w:rPr>
+        <w:t xml:space="preserve">   Surgical air-pressure collapse</w:t>
+      </w:r>
+    </w:p>
+    <w:tbl>
+      <w:tblPr>
+        <w:tblW w:type="dxa" w:w="9026"/>
+        <w:tblBorders>
+          <w:top w:val="single" w:color="BFBFBF" w:sz="4"/>
+          <w:left w:val="single" w:color="BFBFBF" w:sz="4"/>
+          <w:bottom w:val="single" w:color="BFBFBF" w:sz="4"/>
+          <w:right w:val="single" w:color="BFBFBF" w:sz="4"/>
+          <w:insideH w:val="single" w:color="BFBFBF" w:sz="4"/>
+          <w:insideV w:val="single" w:color="BFBFBF" w:sz="4"/>
+        </w:tblBorders>
+      </w:tblPr>
+      <w:tblGrid>
+        <w:gridCol w:w="1900"/>
+        <w:gridCol w:w="1700"/>
+        <w:gridCol w:w="1200"/>
+        <w:gridCol w:w="900"/>
+        <w:gridCol w:w="1700"/>
+        <w:gridCol w:w="1626"/>
+      </w:tblGrid>
+      <w:tr>
+        <w:tc>
+          <w:tcPr>
+            <w:tcW w:type="dxa" w:w="1900"/>
+            <w:shd w:fill="F2F2F2" w:color="auto" w:val="clear"/>
+            <w:tcMar>
+              <w:top w:type="dxa" w:w="60"/>
+              <w:left w:type="dxa" w:w="100"/>
+              <w:bottom w:type="dxa" w:w="60"/>
+              <w:right w:type="dxa" w:w="100"/>
+            </w:tcMar>
+            <w:vAlign w:val="top"/>
+          </w:tcPr>
+          <w:p>
+            <w:pPr>
+              <w:spacing w:after="0"/>
+              <w:jc w:val="left"/>
+            </w:pPr>
+            <w:r>
+              <w:rPr>
+                <w:rFonts w:ascii="Arial" w:cs="Arial" w:eastAsia="Arial" w:hAnsi="Arial"/>
+                <w:b/>
+                <w:bCs/>
+                <w:color w:val="1A1A1A"/>
+                <w:sz w:val="20"/>
+                <w:szCs w:val="20"/>
+              </w:rPr>
+              <w:t xml:space="preserve">APPLIES TO</w:t>
+            </w:r>
+          </w:p>
+        </w:tc>
+        <w:tc>
+          <w:tcPr>
+            <w:tcW w:type="dxa" w:w="1700"/>
+            <w:tcMar>
+              <w:top w:type="dxa" w:w="60"/>
+              <w:left w:type="dxa" w:w="100"/>
+              <w:bottom w:type="dxa" w:w="60"/>
+              <w:right w:type="dxa" w:w="100"/>
+            </w:tcMar>
+            <w:vAlign w:val="top"/>
+          </w:tcPr>
+          <w:p>
+            <w:pPr>
+              <w:spacing w:after="0"/>
+              <w:jc w:val="left"/>
+            </w:pPr>
+            <w:r>
+              <w:rPr>
+                <w:rFonts w:ascii="Courier New" w:cs="Courier New" w:eastAsia="Courier New" w:hAnsi="Courier New"/>
+                <w:color w:val="1A1A1A"/>
+                <w:sz w:val="20"/>
+                <w:szCs w:val="20"/>
+              </w:rPr>
+              <w:t xml:space="preserve">F-605</w:t>
+            </w:r>
+          </w:p>
+        </w:tc>
+        <w:tc>
+          <w:tcPr>
+            <w:tcW w:type="dxa" w:w="1200"/>
+            <w:shd w:fill="F2F2F2" w:color="auto" w:val="clear"/>
+            <w:tcMar>
+              <w:top w:type="dxa" w:w="60"/>
+              <w:left w:type="dxa" w:w="100"/>
+              <w:bottom w:type="dxa" w:w="60"/>
+              <w:right w:type="dxa" w:w="100"/>
+            </w:tcMar>
+            <w:vAlign w:val="top"/>
+          </w:tcPr>
+          <w:p>
+            <w:pPr>
+              <w:spacing w:after="0"/>
+              <w:jc w:val="left"/>
+            </w:pPr>
+            <w:r>
+              <w:rPr>
+                <w:rFonts w:ascii="Arial" w:cs="Arial" w:eastAsia="Arial" w:hAnsi="Arial"/>
+                <w:b/>
+                <w:bCs/>
+                <w:color w:val="1A1A1A"/>
+                <w:sz w:val="20"/>
+                <w:szCs w:val="20"/>
+              </w:rPr>
+              <w:t xml:space="preserve">CREW</w:t>
+            </w:r>
+          </w:p>
+        </w:tc>
+        <w:tc>
+          <w:tcPr>
+            <w:tcW w:type="dxa" w:w="900"/>
+            <w:tcMar>
+              <w:top w:type="dxa" w:w="60"/>
+              <w:left w:type="dxa" w:w="100"/>
+              <w:bottom w:type="dxa" w:w="60"/>
+              <w:right w:type="dxa" w:w="100"/>
+            </w:tcMar>
+            <w:vAlign w:val="top"/>
+          </w:tcPr>
+          <w:p>
+            <w:pPr>
+              <w:spacing w:after="0"/>
+              <w:jc w:val="left"/>
+            </w:pPr>
+            <w:r>
+              <w:rPr>
+                <w:rFonts w:ascii="Arial" w:cs="Arial" w:eastAsia="Arial" w:hAnsi="Arial"/>
+                <w:color w:val="1A1A1A"/>
+                <w:sz w:val="20"/>
+                <w:szCs w:val="20"/>
+              </w:rPr>
+              <w:t xml:space="preserve">2</w:t>
+            </w:r>
+          </w:p>
+        </w:tc>
+        <w:tc>
+          <w:tcPr>
+            <w:tcW w:type="dxa" w:w="1700"/>
+            <w:shd w:fill="F2F2F2" w:color="auto" w:val="clear"/>
+            <w:tcMar>
+              <w:top w:type="dxa" w:w="60"/>
+              <w:left w:type="dxa" w:w="100"/>
+              <w:bottom w:type="dxa" w:w="60"/>
+              <w:right w:type="dxa" w:w="100"/>
+            </w:tcMar>
+            <w:vAlign w:val="top"/>
+          </w:tcPr>
+          <w:p>
+            <w:pPr>
+              <w:spacing w:after="0"/>
+              <w:jc w:val="left"/>
+            </w:pPr>
+            <w:r>
+              <w:rPr>
+                <w:rFonts w:ascii="Arial" w:cs="Arial" w:eastAsia="Arial" w:hAnsi="Arial"/>
+                <w:b/>
+                <w:bCs/>
+                <w:color w:val="1A1A1A"/>
+                <w:sz w:val="20"/>
+                <w:szCs w:val="20"/>
+              </w:rPr>
+              <w:t xml:space="preserve">MATERIALS</w:t>
+            </w:r>
+          </w:p>
+        </w:tc>
+        <w:tc>
+          <w:tcPr>
+            <w:tcW w:type="dxa" w:w="1626"/>
+            <w:tcMar>
+              <w:top w:type="dxa" w:w="60"/>
+              <w:left w:type="dxa" w:w="100"/>
+              <w:bottom w:type="dxa" w:w="60"/>
+              <w:right w:type="dxa" w:w="100"/>
+            </w:tcMar>
+            <w:vAlign w:val="top"/>
+          </w:tcPr>
+          <w:p>
+            <w:pPr>
+              <w:spacing w:after="0"/>
+              <w:jc w:val="left"/>
+            </w:pPr>
+            <w:r>
+              <w:rPr>
+                <w:rFonts w:ascii="Arial" w:cs="Arial" w:eastAsia="Arial" w:hAnsi="Arial"/>
+                <w:color w:val="1A1A1A"/>
+                <w:sz w:val="20"/>
+                <w:szCs w:val="20"/>
+              </w:rPr>
+              <w:t xml:space="preserve">1 Power, 1 Med</w:t>
+            </w:r>
+          </w:p>
+        </w:tc>
+      </w:tr>
+    </w:tbl>
+    <w:p>
+      <w:pPr>
+        <w:spacing w:after="60"/>
+        <w:ind w:left="340" w:hanging="340"/>
+      </w:pPr>
+      <w:r>
+        <w:rPr>
+          <w:rFonts w:ascii="Courier New" w:cs="Courier New" w:eastAsia="Courier New" w:hAnsi="Courier New"/>
+          <w:color w:val="1A1A1A"/>
+          <w:sz w:val="20"/>
+          <w:szCs w:val="20"/>
+        </w:rPr>
+        <w:t xml:space="preserve">1.  </w:t>
+      </w:r>
+      <w:r>
+        <w:rPr>
+          <w:rFonts w:ascii="Arial" w:cs="Arial" w:eastAsia="Arial" w:hAnsi="Arial"/>
+          <w:color w:val="1A1A1A"/>
+          <w:sz w:val="20"/>
+          <w:szCs w:val="20"/>
+        </w:rPr>
+        <w:t xml:space="preserve">Confirm the fault code on the alert card matches F-605.</w:t>
+      </w:r>
+    </w:p>
+    <w:p>
+      <w:pPr>
+        <w:spacing w:after="60"/>
+        <w:ind w:left="340" w:hanging="340"/>
+      </w:pPr>
+      <w:r>
+        <w:rPr>
+          <w:rFonts w:ascii="Courier New" w:cs="Courier New" w:eastAsia="Courier New" w:hAnsi="Courier New"/>
+          <w:color w:val="1A1A1A"/>
+          <w:sz w:val="20"/>
+          <w:szCs w:val="20"/>
+        </w:rPr>
+        <w:t xml:space="preserve">2.  </w:t>
+      </w:r>
+      <w:r>
+        <w:rPr>
+          <w:rFonts w:ascii="Arial" w:cs="Arial" w:eastAsia="Arial" w:hAnsi="Arial"/>
+          <w:color w:val="1A1A1A"/>
+          <w:sz w:val="20"/>
+          <w:szCs w:val="20"/>
+        </w:rPr>
+        <w:t xml:space="preserve">Assign crew: 2 worker(s) minimum. Fewer will not hold the isolation.</w:t>
+      </w:r>
+    </w:p>
+    <w:p>
+      <w:pPr>
+        <w:spacing w:after="60"/>
+        <w:ind w:left="340" w:hanging="340"/>
+      </w:pPr>
+      <w:r>
+        <w:rPr>
+          <w:rFonts w:ascii="Courier New" w:cs="Courier New" w:eastAsia="Courier New" w:hAnsi="Courier New"/>
+          <w:color w:val="1A1A1A"/>
+          <w:sz w:val="20"/>
+          <w:szCs w:val="20"/>
+        </w:rPr>
+        <w:t xml:space="preserve">3.  </w:t>
+      </w:r>
+      <w:r>
+        <w:rPr>
+          <w:rFonts w:ascii="Arial" w:cs="Arial" w:eastAsia="Arial" w:hAnsi="Arial"/>
+          <w:color w:val="1A1A1A"/>
+          <w:sz w:val="20"/>
+          <w:szCs w:val="20"/>
+        </w:rPr>
+        <w:t xml:space="preserve">Stage materials: 1 Power, 1 Med.</w:t>
+      </w:r>
+    </w:p>
+    <w:p>
+      <w:pPr>
+        <w:spacing w:after="60"/>
+        <w:ind w:left="340" w:hanging="340"/>
+      </w:pPr>
+      <w:r>
+        <w:rPr>
+          <w:rFonts w:ascii="Courier New" w:cs="Courier New" w:eastAsia="Courier New" w:hAnsi="Courier New"/>
+          <w:color w:val="1A1A1A"/>
+          <w:sz w:val="20"/>
+          <w:szCs w:val="20"/>
+        </w:rPr>
+        <w:t xml:space="preserve">4.  </w:t>
+      </w:r>
+      <w:r>
+        <w:rPr>
+          <w:rFonts w:ascii="Arial" w:cs="Arial" w:eastAsia="Arial" w:hAnsi="Arial"/>
+          <w:color w:val="1A1A1A"/>
+          <w:sz w:val="20"/>
+          <w:szCs w:val="20"/>
+        </w:rPr>
+        <w:t xml:space="preserve">Obtain the Mid Reservoir value from WTR Manual, Table W-4. This value is not held in this binder.</w:t>
+      </w:r>
+    </w:p>
+    <w:p>
+      <w:pPr>
+        <w:spacing w:after="60"/>
+        <w:ind w:left="340" w:hanging="340"/>
+      </w:pPr>
+      <w:r>
+        <w:rPr>
+          <w:rFonts w:ascii="Courier New" w:cs="Courier New" w:eastAsia="Courier New" w:hAnsi="Courier New"/>
+          <w:color w:val="1A1A1A"/>
+          <w:sz w:val="20"/>
+          <w:szCs w:val="20"/>
+        </w:rPr>
+        <w:t xml:space="preserve">5.  </w:t>
+      </w:r>
+      <w:r>
+        <w:rPr>
+          <w:rFonts w:ascii="Arial" w:cs="Arial" w:eastAsia="Arial" w:hAnsi="Arial"/>
+          <w:color w:val="1A1A1A"/>
+          <w:sz w:val="20"/>
+          <w:szCs w:val="20"/>
+        </w:rPr>
+        <w:t xml:space="preserve">Obtain the Grid South value from COM Manual, Table C-3. This value is not held in this binder.</w:t>
+      </w:r>
+    </w:p>
+    <w:p>
+      <w:pPr>
+        <w:spacing w:after="60"/>
+        <w:ind w:left="340" w:hanging="340"/>
+      </w:pPr>
+      <w:r>
+        <w:rPr>
+          <w:rFonts w:ascii="Courier New" w:cs="Courier New" w:eastAsia="Courier New" w:hAnsi="Courier New"/>
+          <w:color w:val="1A1A1A"/>
+          <w:sz w:val="20"/>
+          <w:szCs w:val="20"/>
+        </w:rPr>
+        <w:t xml:space="preserve">6.  </w:t>
+      </w:r>
+      <w:r>
+        <w:rPr>
+          <w:rFonts w:ascii="Arial" w:cs="Arial" w:eastAsia="Arial" w:hAnsi="Arial"/>
+          <w:color w:val="1A1A1A"/>
+          <w:sz w:val="20"/>
+          <w:szCs w:val="20"/>
+        </w:rPr>
+        <w:t xml:space="preserve">Enter the resolution code on the sector console in the format P-09-[VALUE]-[VALUE 2], substituting the value(s) above. Values are three digits.</w:t>
+      </w:r>
+    </w:p>
+    <w:p>
+      <w:pPr>
+        <w:spacing w:after="60"/>
+        <w:ind w:left="340" w:hanging="340"/>
+      </w:pPr>
+      <w:r>
+        <w:rPr>
+          <w:rFonts w:ascii="Courier New" w:cs="Courier New" w:eastAsia="Courier New" w:hAnsi="Courier New"/>
+          <w:color w:val="1A1A1A"/>
+          <w:sz w:val="20"/>
+          <w:szCs w:val="20"/>
+        </w:rPr>
+        <w:t xml:space="preserve">7.  </w:t>
+      </w:r>
+      <w:r>
+        <w:rPr>
+          <w:rFonts w:ascii="Arial" w:cs="Arial" w:eastAsia="Arial" w:hAnsi="Arial"/>
+          <w:color w:val="1A1A1A"/>
+          <w:sz w:val="20"/>
+          <w:szCs w:val="20"/>
+        </w:rPr>
+        <w:t xml:space="preserve">If the console rejects the entry, re-verify the source table before resubmitting. Three consecutive rejections lock the console for 20 seconds.</w:t>
+      </w:r>
+    </w:p>
+    <w:p>
+      <w:pPr>
+        <w:shd w:fill="F2F2F2" w:color="auto" w:val="clear"/>
+        <w:spacing w:after="120" w:before="100"/>
+      </w:pPr>
+      <w:r>
+        <w:rPr>
+          <w:rFonts w:ascii="Arial" w:cs="Arial" w:eastAsia="Arial" w:hAnsi="Arial"/>
+          <w:b/>
+          <w:bCs/>
+          <w:color w:val="1A1A1A"/>
+          <w:sz w:val="20"/>
+          <w:szCs w:val="20"/>
+        </w:rPr>
+        <w:t xml:space="preserve">CODE FORMAT:  </w:t>
+      </w:r>
+      <w:r>
+        <w:rPr>
+          <w:rFonts w:ascii="Courier New" w:cs="Courier New" w:eastAsia="Courier New" w:hAnsi="Courier New"/>
+          <w:b/>
+          <w:bCs/>
+          <w:color w:val="1A1A1A"/>
+          <w:sz w:val="20"/>
+          <w:szCs w:val="20"/>
+        </w:rPr>
+        <w:t xml:space="preserve">P-09-[VALUE]-[VALUE 2]</w:t>
+      </w:r>
+    </w:p>
+    <w:p>
+      <w:pPr>
+        <w:pBdr>
+          <w:bottom w:val="single" w:color="E85A5A" w:sz="8"/>
+        </w:pBdr>
+        <w:spacing w:after="100" w:before="240"/>
+      </w:pPr>
+      <w:r>
+        <w:rPr>
+          <w:rFonts w:ascii="Courier New" w:cs="Courier New" w:eastAsia="Courier New" w:hAnsi="Courier New"/>
+          <w:b/>
+          <w:bCs/>
+          <w:color w:val="E85A5A"/>
+          <w:sz w:val="24"/>
+          <w:szCs w:val="24"/>
+        </w:rPr>
+        <w:t xml:space="preserve">PROCEDURE P-10</w:t>
+      </w:r>
+      <w:r>
+        <w:rPr>
+          <w:rFonts w:ascii="Arial" w:cs="Arial" w:eastAsia="Arial" w:hAnsi="Arial"/>
+          <w:b/>
+          <w:bCs/>
+          <w:color w:val="1A1A1A"/>
+          <w:sz w:val="24"/>
+          <w:szCs w:val="24"/>
+        </w:rPr>
+        <w:t xml:space="preserve">   Triage backup-power failure — TIME-CRITICAL</w:t>
+      </w:r>
+    </w:p>
+    <w:tbl>
+      <w:tblPr>
+        <w:tblW w:type="dxa" w:w="9026"/>
+        <w:tblBorders>
+          <w:top w:val="single" w:color="BFBFBF" w:sz="4"/>
+          <w:left w:val="single" w:color="BFBFBF" w:sz="4"/>
+          <w:bottom w:val="single" w:color="BFBFBF" w:sz="4"/>
+          <w:right w:val="single" w:color="BFBFBF" w:sz="4"/>
+          <w:insideH w:val="single" w:color="BFBFBF" w:sz="4"/>
+          <w:insideV w:val="single" w:color="BFBFBF" w:sz="4"/>
+        </w:tblBorders>
+      </w:tblPr>
+      <w:tblGrid>
+        <w:gridCol w:w="1900"/>
+        <w:gridCol w:w="1700"/>
+        <w:gridCol w:w="1200"/>
+        <w:gridCol w:w="900"/>
+        <w:gridCol w:w="1700"/>
+        <w:gridCol w:w="1626"/>
+      </w:tblGrid>
+      <w:tr>
+        <w:tc>
+          <w:tcPr>
+            <w:tcW w:type="dxa" w:w="1900"/>
+            <w:shd w:fill="F2F2F2" w:color="auto" w:val="clear"/>
+            <w:tcMar>
+              <w:top w:type="dxa" w:w="60"/>
+              <w:left w:type="dxa" w:w="100"/>
+              <w:bottom w:type="dxa" w:w="60"/>
+              <w:right w:type="dxa" w:w="100"/>
+            </w:tcMar>
+            <w:vAlign w:val="top"/>
+          </w:tcPr>
+          <w:p>
+            <w:pPr>
+              <w:spacing w:after="0"/>
+              <w:jc w:val="left"/>
+            </w:pPr>
+            <w:r>
+              <w:rPr>
+                <w:rFonts w:ascii="Arial" w:cs="Arial" w:eastAsia="Arial" w:hAnsi="Arial"/>
+                <w:b/>
+                <w:bCs/>
+                <w:color w:val="1A1A1A"/>
+                <w:sz w:val="20"/>
+                <w:szCs w:val="20"/>
+              </w:rPr>
+              <w:t xml:space="preserve">APPLIES TO</w:t>
+            </w:r>
+          </w:p>
+        </w:tc>
+        <w:tc>
+          <w:tcPr>
+            <w:tcW w:type="dxa" w:w="1700"/>
+            <w:tcMar>
+              <w:top w:type="dxa" w:w="60"/>
+              <w:left w:type="dxa" w:w="100"/>
+              <w:bottom w:type="dxa" w:w="60"/>
+              <w:right w:type="dxa" w:w="100"/>
+            </w:tcMar>
+            <w:vAlign w:val="top"/>
+          </w:tcPr>
+          <w:p>
+            <w:pPr>
+              <w:spacing w:after="0"/>
+              <w:jc w:val="left"/>
+            </w:pPr>
+            <w:r>
+              <w:rPr>
+                <w:rFonts w:ascii="Courier New" w:cs="Courier New" w:eastAsia="Courier New" w:hAnsi="Courier New"/>
+                <w:color w:val="1A1A1A"/>
+                <w:sz w:val="20"/>
+                <w:szCs w:val="20"/>
+              </w:rPr>
+              <w:t xml:space="preserve">F-606</w:t>
+            </w:r>
+          </w:p>
+        </w:tc>
+        <w:tc>
+          <w:tcPr>
+            <w:tcW w:type="dxa" w:w="1200"/>
+            <w:shd w:fill="F2F2F2" w:color="auto" w:val="clear"/>
+            <w:tcMar>
+              <w:top w:type="dxa" w:w="60"/>
+              <w:left w:type="dxa" w:w="100"/>
+              <w:bottom w:type="dxa" w:w="60"/>
+              <w:right w:type="dxa" w:w="100"/>
+            </w:tcMar>
+            <w:vAlign w:val="top"/>
+          </w:tcPr>
+          <w:p>
+            <w:pPr>
+              <w:spacing w:after="0"/>
+              <w:jc w:val="left"/>
+            </w:pPr>
+            <w:r>
+              <w:rPr>
+                <w:rFonts w:ascii="Arial" w:cs="Arial" w:eastAsia="Arial" w:hAnsi="Arial"/>
+                <w:b/>
+                <w:bCs/>
+                <w:color w:val="1A1A1A"/>
+                <w:sz w:val="20"/>
+                <w:szCs w:val="20"/>
+              </w:rPr>
+              <w:t xml:space="preserve">CREW</w:t>
+            </w:r>
+          </w:p>
+        </w:tc>
+        <w:tc>
+          <w:tcPr>
+            <w:tcW w:type="dxa" w:w="900"/>
+            <w:tcMar>
+              <w:top w:type="dxa" w:w="60"/>
+              <w:left w:type="dxa" w:w="100"/>
+              <w:bottom w:type="dxa" w:w="60"/>
+              <w:right w:type="dxa" w:w="100"/>
+            </w:tcMar>
+            <w:vAlign w:val="top"/>
+          </w:tcPr>
+          <w:p>
+            <w:pPr>
+              <w:spacing w:after="0"/>
+              <w:jc w:val="left"/>
+            </w:pPr>
+            <w:r>
+              <w:rPr>
+                <w:rFonts w:ascii="Arial" w:cs="Arial" w:eastAsia="Arial" w:hAnsi="Arial"/>
+                <w:color w:val="1A1A1A"/>
+                <w:sz w:val="20"/>
+                <w:szCs w:val="20"/>
+              </w:rPr>
+              <w:t xml:space="preserve">3</w:t>
+            </w:r>
+          </w:p>
+        </w:tc>
+        <w:tc>
+          <w:tcPr>
+            <w:tcW w:type="dxa" w:w="1700"/>
+            <w:shd w:fill="F2F2F2" w:color="auto" w:val="clear"/>
+            <w:tcMar>
+              <w:top w:type="dxa" w:w="60"/>
+              <w:left w:type="dxa" w:w="100"/>
+              <w:bottom w:type="dxa" w:w="60"/>
+              <w:right w:type="dxa" w:w="100"/>
+            </w:tcMar>
+            <w:vAlign w:val="top"/>
+          </w:tcPr>
+          <w:p>
+            <w:pPr>
+              <w:spacing w:after="0"/>
+              <w:jc w:val="left"/>
+            </w:pPr>
+            <w:r>
+              <w:rPr>
+                <w:rFonts w:ascii="Arial" w:cs="Arial" w:eastAsia="Arial" w:hAnsi="Arial"/>
+                <w:b/>
+                <w:bCs/>
+                <w:color w:val="1A1A1A"/>
+                <w:sz w:val="20"/>
+                <w:szCs w:val="20"/>
+              </w:rPr>
+              <w:t xml:space="preserve">MATERIALS</w:t>
+            </w:r>
+          </w:p>
+        </w:tc>
+        <w:tc>
+          <w:tcPr>
+            <w:tcW w:type="dxa" w:w="1626"/>
+            <w:tcMar>
+              <w:top w:type="dxa" w:w="60"/>
+              <w:left w:type="dxa" w:w="100"/>
+              <w:bottom w:type="dxa" w:w="60"/>
+              <w:right w:type="dxa" w:w="100"/>
+            </w:tcMar>
+            <w:vAlign w:val="top"/>
+          </w:tcPr>
+          <w:p>
+            <w:pPr>
+              <w:spacing w:after="0"/>
+              <w:jc w:val="left"/>
+            </w:pPr>
+            <w:r>
+              <w:rPr>
+                <w:rFonts w:ascii="Arial" w:cs="Arial" w:eastAsia="Arial" w:hAnsi="Arial"/>
+                <w:color w:val="1A1A1A"/>
+                <w:sz w:val="20"/>
+                <w:szCs w:val="20"/>
+              </w:rPr>
+              <w:t xml:space="preserve">2 Power, 1 Parts</w:t>
+            </w:r>
+          </w:p>
+        </w:tc>
+      </w:tr>
+    </w:tbl>
+    <w:p>
+      <w:pPr>
+        <w:spacing w:after="60"/>
+        <w:ind w:left="340" w:hanging="340"/>
+      </w:pPr>
+      <w:r>
+        <w:rPr>
+          <w:rFonts w:ascii="Courier New" w:cs="Courier New" w:eastAsia="Courier New" w:hAnsi="Courier New"/>
+          <w:color w:val="1A1A1A"/>
+          <w:sz w:val="20"/>
+          <w:szCs w:val="20"/>
+        </w:rPr>
+        <w:t xml:space="preserve">1.  </w:t>
+      </w:r>
+      <w:r>
+        <w:rPr>
+          <w:rFonts w:ascii="Arial" w:cs="Arial" w:eastAsia="Arial" w:hAnsi="Arial"/>
+          <w:color w:val="1A1A1A"/>
+          <w:sz w:val="20"/>
+          <w:szCs w:val="20"/>
+        </w:rPr>
+        <w:t xml:space="preserve">Confirm the fault code on the alert card matches F-606.</w:t>
+      </w:r>
+    </w:p>
+    <w:p>
+      <w:pPr>
+        <w:spacing w:after="60"/>
+        <w:ind w:left="340" w:hanging="340"/>
+      </w:pPr>
+      <w:r>
+        <w:rPr>
+          <w:rFonts w:ascii="Courier New" w:cs="Courier New" w:eastAsia="Courier New" w:hAnsi="Courier New"/>
+          <w:color w:val="1A1A1A"/>
+          <w:sz w:val="20"/>
+          <w:szCs w:val="20"/>
+        </w:rPr>
+        <w:t xml:space="preserve">2.  </w:t>
+      </w:r>
+      <w:r>
+        <w:rPr>
+          <w:rFonts w:ascii="Arial" w:cs="Arial" w:eastAsia="Arial" w:hAnsi="Arial"/>
+          <w:color w:val="1A1A1A"/>
+          <w:sz w:val="20"/>
+          <w:szCs w:val="20"/>
+        </w:rPr>
+        <w:t xml:space="preserve">TIME-CRITICAL: Integrity falls fast while this fault stays open. Work it ahead of anything that can wait. Nothing counts down.</w:t>
+      </w:r>
+    </w:p>
+    <w:p>
+      <w:pPr>
+        <w:spacing w:after="60"/>
+        <w:ind w:left="340" w:hanging="340"/>
+      </w:pPr>
+      <w:r>
+        <w:rPr>
+          <w:rFonts w:ascii="Courier New" w:cs="Courier New" w:eastAsia="Courier New" w:hAnsi="Courier New"/>
+          <w:color w:val="1A1A1A"/>
+          <w:sz w:val="20"/>
+          <w:szCs w:val="20"/>
+        </w:rPr>
+        <w:t xml:space="preserve">3.  </w:t>
+      </w:r>
+      <w:r>
+        <w:rPr>
+          <w:rFonts w:ascii="Arial" w:cs="Arial" w:eastAsia="Arial" w:hAnsi="Arial"/>
+          <w:color w:val="1A1A1A"/>
+          <w:sz w:val="20"/>
+          <w:szCs w:val="20"/>
+        </w:rPr>
+        <w:t xml:space="preserve">Assign crew: 3 worker(s) minimum. Fewer will not hold the isolation.</w:t>
+      </w:r>
+    </w:p>
+    <w:p>
+      <w:pPr>
+        <w:spacing w:after="60"/>
+        <w:ind w:left="340" w:hanging="340"/>
+      </w:pPr>
+      <w:r>
+        <w:rPr>
+          <w:rFonts w:ascii="Courier New" w:cs="Courier New" w:eastAsia="Courier New" w:hAnsi="Courier New"/>
+          <w:color w:val="1A1A1A"/>
+          <w:sz w:val="20"/>
+          <w:szCs w:val="20"/>
+        </w:rPr>
+        <w:t xml:space="preserve">4.  </w:t>
+      </w:r>
+      <w:r>
+        <w:rPr>
+          <w:rFonts w:ascii="Arial" w:cs="Arial" w:eastAsia="Arial" w:hAnsi="Arial"/>
+          <w:color w:val="1A1A1A"/>
+          <w:sz w:val="20"/>
+          <w:szCs w:val="20"/>
+        </w:rPr>
+        <w:t xml:space="preserve">Stage materials: 2 Power, 1 Parts.</w:t>
+      </w:r>
+    </w:p>
+    <w:p>
+      <w:pPr>
+        <w:spacing w:after="60"/>
+        <w:ind w:left="340" w:hanging="340"/>
+      </w:pPr>
+      <w:r>
+        <w:rPr>
+          <w:rFonts w:ascii="Courier New" w:cs="Courier New" w:eastAsia="Courier New" w:hAnsi="Courier New"/>
+          <w:color w:val="1A1A1A"/>
+          <w:sz w:val="20"/>
+          <w:szCs w:val="20"/>
+        </w:rPr>
+        <w:t xml:space="preserve">5.  </w:t>
+      </w:r>
+      <w:r>
+        <w:rPr>
+          <w:rFonts w:ascii="Arial" w:cs="Arial" w:eastAsia="Arial" w:hAnsi="Arial"/>
+          <w:color w:val="1A1A1A"/>
+          <w:sz w:val="20"/>
+          <w:szCs w:val="20"/>
+        </w:rPr>
+        <w:t xml:space="preserve">Obtain the Sub-grid 1 value from POW Manual, Table P-2. This value is not held in this binder.</w:t>
+      </w:r>
+    </w:p>
+    <w:p>
+      <w:pPr>
+        <w:spacing w:after="60"/>
+        <w:ind w:left="340" w:hanging="340"/>
+      </w:pPr>
+      <w:r>
+        <w:rPr>
+          <w:rFonts w:ascii="Courier New" w:cs="Courier New" w:eastAsia="Courier New" w:hAnsi="Courier New"/>
+          <w:color w:val="1A1A1A"/>
+          <w:sz w:val="20"/>
+          <w:szCs w:val="20"/>
+        </w:rPr>
+        <w:t xml:space="preserve">6.  </w:t>
+      </w:r>
+      <w:r>
+        <w:rPr>
+          <w:rFonts w:ascii="Arial" w:cs="Arial" w:eastAsia="Arial" w:hAnsi="Arial"/>
+          <w:color w:val="1A1A1A"/>
+          <w:sz w:val="20"/>
+          <w:szCs w:val="20"/>
+        </w:rPr>
+        <w:t xml:space="preserve">Obtain the Emergency Line value from TRN Manual, Table T-6. This value is not held in this binder.</w:t>
+      </w:r>
+    </w:p>
+    <w:p>
+      <w:pPr>
+        <w:spacing w:after="60"/>
+        <w:ind w:left="340" w:hanging="340"/>
+      </w:pPr>
+      <w:r>
+        <w:rPr>
+          <w:rFonts w:ascii="Courier New" w:cs="Courier New" w:eastAsia="Courier New" w:hAnsi="Courier New"/>
+          <w:color w:val="1A1A1A"/>
+          <w:sz w:val="20"/>
+          <w:szCs w:val="20"/>
+        </w:rPr>
+        <w:t xml:space="preserve">7.  </w:t>
+      </w:r>
+      <w:r>
+        <w:rPr>
+          <w:rFonts w:ascii="Arial" w:cs="Arial" w:eastAsia="Arial" w:hAnsi="Arial"/>
+          <w:color w:val="1A1A1A"/>
+          <w:sz w:val="20"/>
+          <w:szCs w:val="20"/>
+        </w:rPr>
+        <w:t xml:space="preserve">Enter the resolution code on the sector console in the format P-10-[VALUE]-[VALUE 2], substituting the value(s) above. Values are three digits.</w:t>
+      </w:r>
+    </w:p>
+    <w:p>
+      <w:pPr>
+        <w:spacing w:after="60"/>
+        <w:ind w:left="340" w:hanging="340"/>
+      </w:pPr>
+      <w:r>
+        <w:rPr>
+          <w:rFonts w:ascii="Courier New" w:cs="Courier New" w:eastAsia="Courier New" w:hAnsi="Courier New"/>
+          <w:color w:val="1A1A1A"/>
+          <w:sz w:val="20"/>
+          <w:szCs w:val="20"/>
+        </w:rPr>
+        <w:t xml:space="preserve">8.  </w:t>
+      </w:r>
+      <w:r>
+        <w:rPr>
+          <w:rFonts w:ascii="Arial" w:cs="Arial" w:eastAsia="Arial" w:hAnsi="Arial"/>
+          <w:color w:val="1A1A1A"/>
+          <w:sz w:val="20"/>
+          <w:szCs w:val="20"/>
+        </w:rPr>
+        <w:t xml:space="preserve">If the console rejects the entry, re-verify the source table before resubmitting. Three consecutive rejections lock the console for 20 seconds.</w:t>
+      </w:r>
+    </w:p>
+    <w:p>
+      <w:pPr>
+        <w:shd w:fill="F2F2F2" w:color="auto" w:val="clear"/>
+        <w:spacing w:after="120" w:before="100"/>
+      </w:pPr>
+      <w:r>
+        <w:rPr>
+          <w:rFonts w:ascii="Arial" w:cs="Arial" w:eastAsia="Arial" w:hAnsi="Arial"/>
+          <w:b/>
+          <w:bCs/>
+          <w:color w:val="1A1A1A"/>
+          <w:sz w:val="20"/>
+          <w:szCs w:val="20"/>
+        </w:rPr>
+        <w:t xml:space="preserve">CODE FORMAT:  </w:t>
+      </w:r>
+      <w:r>
+        <w:rPr>
+          <w:rFonts w:ascii="Courier New" w:cs="Courier New" w:eastAsia="Courier New" w:hAnsi="Courier New"/>
+          <w:b/>
+          <w:bCs/>
+          <w:color w:val="1A1A1A"/>
+          <w:sz w:val="20"/>
+          <w:szCs w:val="20"/>
+        </w:rPr>
+        <w:t xml:space="preserve">P-10-[VALUE]-[VALUE 2]</w:t>
       </w:r>
     </w:p>
     <w:p>

--- a/kit/UNDERCITY_Binder_MED.docx
+++ b/kit/UNDERCITY_Binder_MED.docx
@@ -6994,9 +6994,9 @@
             <w:tcW w:type="dxa" w:w="3000"/>
             <w:shd w:fill="FADBDB" w:color="auto" w:val="clear"/>
             <w:tcMar>
-              <w:top w:type="dxa" w:w="30"/>
+              <w:top w:type="dxa" w:w="20"/>
               <w:left w:type="dxa" w:w="110"/>
-              <w:bottom w:type="dxa" w:w="30"/>
+              <w:bottom w:type="dxa" w:w="20"/>
               <w:right w:type="dxa" w:w="90"/>
             </w:tcMar>
             <w:vAlign w:val="center"/>
@@ -7024,9 +7024,9 @@
             <w:gridSpan w:val="2"/>
             <w:shd w:fill="FADBDB" w:color="auto" w:val="clear"/>
             <w:tcMar>
-              <w:top w:type="dxa" w:w="30"/>
+              <w:top w:type="dxa" w:w="20"/>
               <w:left w:type="dxa" w:w="110"/>
-              <w:bottom w:type="dxa" w:w="30"/>
+              <w:bottom w:type="dxa" w:w="20"/>
               <w:right w:type="dxa" w:w="90"/>
             </w:tcMar>
             <w:vAlign w:val="center"/>
@@ -7057,16 +7057,16 @@
           <w:tcPr>
             <w:tcW w:type="dxa" w:w="3000"/>
             <w:tcMar>
-              <w:top w:type="dxa" w:w="35"/>
+              <w:top w:type="dxa" w:w="25"/>
               <w:left w:type="dxa" w:w="110"/>
-              <w:bottom w:type="dxa" w:w="45"/>
-              <w:right w:type="dxa" w:w="90"/>
-            </w:tcMar>
-            <w:vAlign w:val="top"/>
-          </w:tcPr>
-          <w:p>
-            <w:pPr>
-              <w:spacing w:after="10"/>
+              <w:bottom w:type="dxa" w:w="30"/>
+              <w:right w:type="dxa" w:w="90"/>
+            </w:tcMar>
+            <w:vAlign w:val="top"/>
+          </w:tcPr>
+          <w:p>
+            <w:pPr>
+              <w:spacing w:after="0"/>
             </w:pPr>
             <w:r>
               <w:rPr>
@@ -7102,16 +7102,16 @@
           <w:tcPr>
             <w:tcW w:type="dxa" w:w="3000"/>
             <w:tcMar>
-              <w:top w:type="dxa" w:w="35"/>
+              <w:top w:type="dxa" w:w="25"/>
               <w:left w:type="dxa" w:w="110"/>
-              <w:bottom w:type="dxa" w:w="45"/>
-              <w:right w:type="dxa" w:w="90"/>
-            </w:tcMar>
-            <w:vAlign w:val="top"/>
-          </w:tcPr>
-          <w:p>
-            <w:pPr>
-              <w:spacing w:after="10"/>
+              <w:bottom w:type="dxa" w:w="30"/>
+              <w:right w:type="dxa" w:w="90"/>
+            </w:tcMar>
+            <w:vAlign w:val="top"/>
+          </w:tcPr>
+          <w:p>
+            <w:pPr>
+              <w:spacing w:after="0"/>
             </w:pPr>
             <w:r>
               <w:rPr>
@@ -7147,16 +7147,16 @@
           <w:tcPr>
             <w:tcW w:type="dxa" w:w="3000"/>
             <w:tcMar>
-              <w:top w:type="dxa" w:w="35"/>
+              <w:top w:type="dxa" w:w="25"/>
               <w:left w:type="dxa" w:w="110"/>
-              <w:bottom w:type="dxa" w:w="45"/>
-              <w:right w:type="dxa" w:w="90"/>
-            </w:tcMar>
-            <w:vAlign w:val="top"/>
-          </w:tcPr>
-          <w:p>
-            <w:pPr>
-              <w:spacing w:after="10"/>
+              <w:bottom w:type="dxa" w:w="30"/>
+              <w:right w:type="dxa" w:w="90"/>
+            </w:tcMar>
+            <w:vAlign w:val="top"/>
+          </w:tcPr>
+          <w:p>
+            <w:pPr>
+              <w:spacing w:after="0"/>
             </w:pPr>
             <w:r>
               <w:rPr>
@@ -7197,16 +7197,16 @@
           <w:tcPr>
             <w:tcW w:type="dxa" w:w="3000"/>
             <w:tcMar>
-              <w:top w:type="dxa" w:w="35"/>
+              <w:top w:type="dxa" w:w="25"/>
               <w:left w:type="dxa" w:w="110"/>
-              <w:bottom w:type="dxa" w:w="45"/>
-              <w:right w:type="dxa" w:w="90"/>
-            </w:tcMar>
-            <w:vAlign w:val="top"/>
-          </w:tcPr>
-          <w:p>
-            <w:pPr>
-              <w:spacing w:after="10"/>
+              <w:bottom w:type="dxa" w:w="30"/>
+              <w:right w:type="dxa" w:w="90"/>
+            </w:tcMar>
+            <w:vAlign w:val="top"/>
+          </w:tcPr>
+          <w:p>
+            <w:pPr>
+              <w:spacing w:after="0"/>
             </w:pPr>
             <w:r>
               <w:rPr>
@@ -7242,16 +7242,16 @@
           <w:tcPr>
             <w:tcW w:type="dxa" w:w="3000"/>
             <w:tcMar>
-              <w:top w:type="dxa" w:w="35"/>
+              <w:top w:type="dxa" w:w="25"/>
               <w:left w:type="dxa" w:w="110"/>
-              <w:bottom w:type="dxa" w:w="45"/>
-              <w:right w:type="dxa" w:w="90"/>
-            </w:tcMar>
-            <w:vAlign w:val="top"/>
-          </w:tcPr>
-          <w:p>
-            <w:pPr>
-              <w:spacing w:after="10"/>
+              <w:bottom w:type="dxa" w:w="30"/>
+              <w:right w:type="dxa" w:w="90"/>
+            </w:tcMar>
+            <w:vAlign w:val="top"/>
+          </w:tcPr>
+          <w:p>
+            <w:pPr>
+              <w:spacing w:after="0"/>
             </w:pPr>
             <w:r>
               <w:rPr>
@@ -7287,16 +7287,16 @@
           <w:tcPr>
             <w:tcW w:type="dxa" w:w="3000"/>
             <w:tcMar>
-              <w:top w:type="dxa" w:w="35"/>
+              <w:top w:type="dxa" w:w="25"/>
               <w:left w:type="dxa" w:w="110"/>
-              <w:bottom w:type="dxa" w:w="45"/>
-              <w:right w:type="dxa" w:w="90"/>
-            </w:tcMar>
-            <w:vAlign w:val="top"/>
-          </w:tcPr>
-          <w:p>
-            <w:pPr>
-              <w:spacing w:after="10"/>
+              <w:bottom w:type="dxa" w:w="30"/>
+              <w:right w:type="dxa" w:w="90"/>
+            </w:tcMar>
+            <w:vAlign w:val="top"/>
+          </w:tcPr>
+          <w:p>
+            <w:pPr>
+              <w:spacing w:after="0"/>
             </w:pPr>
             <w:r>
               <w:rPr>
@@ -7332,7 +7332,7 @@
     </w:tbl>
     <w:p>
       <w:pPr>
-        <w:spacing w:after="40"/>
+        <w:spacing w:after="24"/>
       </w:pPr>
     </w:p>
     <w:tbl>
@@ -7361,9 +7361,9 @@
             <w:tcW w:type="dxa" w:w="3000"/>
             <w:shd w:fill="FADBDB" w:color="auto" w:val="clear"/>
             <w:tcMar>
-              <w:top w:type="dxa" w:w="30"/>
+              <w:top w:type="dxa" w:w="20"/>
               <w:left w:type="dxa" w:w="110"/>
-              <w:bottom w:type="dxa" w:w="30"/>
+              <w:bottom w:type="dxa" w:w="20"/>
               <w:right w:type="dxa" w:w="90"/>
             </w:tcMar>
             <w:vAlign w:val="center"/>
@@ -7391,9 +7391,9 @@
             <w:gridSpan w:val="2"/>
             <w:shd w:fill="FADBDB" w:color="auto" w:val="clear"/>
             <w:tcMar>
-              <w:top w:type="dxa" w:w="30"/>
+              <w:top w:type="dxa" w:w="20"/>
               <w:left w:type="dxa" w:w="110"/>
-              <w:bottom w:type="dxa" w:w="30"/>
+              <w:bottom w:type="dxa" w:w="20"/>
               <w:right w:type="dxa" w:w="90"/>
             </w:tcMar>
             <w:vAlign w:val="center"/>
@@ -7424,16 +7424,16 @@
           <w:tcPr>
             <w:tcW w:type="dxa" w:w="3000"/>
             <w:tcMar>
-              <w:top w:type="dxa" w:w="35"/>
+              <w:top w:type="dxa" w:w="25"/>
               <w:left w:type="dxa" w:w="110"/>
-              <w:bottom w:type="dxa" w:w="45"/>
-              <w:right w:type="dxa" w:w="90"/>
-            </w:tcMar>
-            <w:vAlign w:val="top"/>
-          </w:tcPr>
-          <w:p>
-            <w:pPr>
-              <w:spacing w:after="10"/>
+              <w:bottom w:type="dxa" w:w="30"/>
+              <w:right w:type="dxa" w:w="90"/>
+            </w:tcMar>
+            <w:vAlign w:val="top"/>
+          </w:tcPr>
+          <w:p>
+            <w:pPr>
+              <w:spacing w:after="0"/>
             </w:pPr>
             <w:r>
               <w:rPr>
@@ -7469,16 +7469,16 @@
           <w:tcPr>
             <w:tcW w:type="dxa" w:w="3000"/>
             <w:tcMar>
-              <w:top w:type="dxa" w:w="35"/>
+              <w:top w:type="dxa" w:w="25"/>
               <w:left w:type="dxa" w:w="110"/>
-              <w:bottom w:type="dxa" w:w="45"/>
-              <w:right w:type="dxa" w:w="90"/>
-            </w:tcMar>
-            <w:vAlign w:val="top"/>
-          </w:tcPr>
-          <w:p>
-            <w:pPr>
-              <w:spacing w:after="10"/>
+              <w:bottom w:type="dxa" w:w="30"/>
+              <w:right w:type="dxa" w:w="90"/>
+            </w:tcMar>
+            <w:vAlign w:val="top"/>
+          </w:tcPr>
+          <w:p>
+            <w:pPr>
+              <w:spacing w:after="0"/>
             </w:pPr>
             <w:r>
               <w:rPr>
@@ -7514,16 +7514,16 @@
           <w:tcPr>
             <w:tcW w:type="dxa" w:w="3000"/>
             <w:tcMar>
-              <w:top w:type="dxa" w:w="35"/>
+              <w:top w:type="dxa" w:w="25"/>
               <w:left w:type="dxa" w:w="110"/>
-              <w:bottom w:type="dxa" w:w="45"/>
-              <w:right w:type="dxa" w:w="90"/>
-            </w:tcMar>
-            <w:vAlign w:val="top"/>
-          </w:tcPr>
-          <w:p>
-            <w:pPr>
-              <w:spacing w:after="10"/>
+              <w:bottom w:type="dxa" w:w="30"/>
+              <w:right w:type="dxa" w:w="90"/>
+            </w:tcMar>
+            <w:vAlign w:val="top"/>
+          </w:tcPr>
+          <w:p>
+            <w:pPr>
+              <w:spacing w:after="0"/>
             </w:pPr>
             <w:r>
               <w:rPr>
@@ -7564,16 +7564,16 @@
           <w:tcPr>
             <w:tcW w:type="dxa" w:w="3000"/>
             <w:tcMar>
-              <w:top w:type="dxa" w:w="35"/>
+              <w:top w:type="dxa" w:w="25"/>
               <w:left w:type="dxa" w:w="110"/>
-              <w:bottom w:type="dxa" w:w="45"/>
-              <w:right w:type="dxa" w:w="90"/>
-            </w:tcMar>
-            <w:vAlign w:val="top"/>
-          </w:tcPr>
-          <w:p>
-            <w:pPr>
-              <w:spacing w:after="10"/>
+              <w:bottom w:type="dxa" w:w="30"/>
+              <w:right w:type="dxa" w:w="90"/>
+            </w:tcMar>
+            <w:vAlign w:val="top"/>
+          </w:tcPr>
+          <w:p>
+            <w:pPr>
+              <w:spacing w:after="0"/>
             </w:pPr>
             <w:r>
               <w:rPr>
@@ -7609,16 +7609,16 @@
           <w:tcPr>
             <w:tcW w:type="dxa" w:w="3000"/>
             <w:tcMar>
-              <w:top w:type="dxa" w:w="35"/>
+              <w:top w:type="dxa" w:w="25"/>
               <w:left w:type="dxa" w:w="110"/>
-              <w:bottom w:type="dxa" w:w="45"/>
-              <w:right w:type="dxa" w:w="90"/>
-            </w:tcMar>
-            <w:vAlign w:val="top"/>
-          </w:tcPr>
-          <w:p>
-            <w:pPr>
-              <w:spacing w:after="10"/>
+              <w:bottom w:type="dxa" w:w="30"/>
+              <w:right w:type="dxa" w:w="90"/>
+            </w:tcMar>
+            <w:vAlign w:val="top"/>
+          </w:tcPr>
+          <w:p>
+            <w:pPr>
+              <w:spacing w:after="0"/>
             </w:pPr>
             <w:r>
               <w:rPr>
@@ -7654,16 +7654,16 @@
           <w:tcPr>
             <w:tcW w:type="dxa" w:w="3000"/>
             <w:tcMar>
-              <w:top w:type="dxa" w:w="35"/>
+              <w:top w:type="dxa" w:w="25"/>
               <w:left w:type="dxa" w:w="110"/>
-              <w:bottom w:type="dxa" w:w="45"/>
-              <w:right w:type="dxa" w:w="90"/>
-            </w:tcMar>
-            <w:vAlign w:val="top"/>
-          </w:tcPr>
-          <w:p>
-            <w:pPr>
-              <w:spacing w:after="10"/>
+              <w:bottom w:type="dxa" w:w="30"/>
+              <w:right w:type="dxa" w:w="90"/>
+            </w:tcMar>
+            <w:vAlign w:val="top"/>
+          </w:tcPr>
+          <w:p>
+            <w:pPr>
+              <w:spacing w:after="0"/>
             </w:pPr>
             <w:r>
               <w:rPr>
@@ -7699,7 +7699,7 @@
     </w:tbl>
     <w:p>
       <w:pPr>
-        <w:spacing w:after="40"/>
+        <w:spacing w:after="24"/>
       </w:pPr>
     </w:p>
     <w:tbl>
@@ -7728,9 +7728,9 @@
             <w:tcW w:type="dxa" w:w="3000"/>
             <w:shd w:fill="FADBDB" w:color="auto" w:val="clear"/>
             <w:tcMar>
-              <w:top w:type="dxa" w:w="30"/>
+              <w:top w:type="dxa" w:w="20"/>
               <w:left w:type="dxa" w:w="110"/>
-              <w:bottom w:type="dxa" w:w="30"/>
+              <w:bottom w:type="dxa" w:w="20"/>
               <w:right w:type="dxa" w:w="90"/>
             </w:tcMar>
             <w:vAlign w:val="center"/>
@@ -7758,9 +7758,9 @@
             <w:gridSpan w:val="2"/>
             <w:shd w:fill="FADBDB" w:color="auto" w:val="clear"/>
             <w:tcMar>
-              <w:top w:type="dxa" w:w="30"/>
+              <w:top w:type="dxa" w:w="20"/>
               <w:left w:type="dxa" w:w="110"/>
-              <w:bottom w:type="dxa" w:w="30"/>
+              <w:bottom w:type="dxa" w:w="20"/>
               <w:right w:type="dxa" w:w="90"/>
             </w:tcMar>
             <w:vAlign w:val="center"/>
@@ -7791,16 +7791,16 @@
           <w:tcPr>
             <w:tcW w:type="dxa" w:w="3000"/>
             <w:tcMar>
-              <w:top w:type="dxa" w:w="35"/>
+              <w:top w:type="dxa" w:w="25"/>
               <w:left w:type="dxa" w:w="110"/>
-              <w:bottom w:type="dxa" w:w="45"/>
-              <w:right w:type="dxa" w:w="90"/>
-            </w:tcMar>
-            <w:vAlign w:val="top"/>
-          </w:tcPr>
-          <w:p>
-            <w:pPr>
-              <w:spacing w:after="10"/>
+              <w:bottom w:type="dxa" w:w="30"/>
+              <w:right w:type="dxa" w:w="90"/>
+            </w:tcMar>
+            <w:vAlign w:val="top"/>
+          </w:tcPr>
+          <w:p>
+            <w:pPr>
+              <w:spacing w:after="0"/>
             </w:pPr>
             <w:r>
               <w:rPr>
@@ -7836,16 +7836,16 @@
           <w:tcPr>
             <w:tcW w:type="dxa" w:w="3000"/>
             <w:tcMar>
-              <w:top w:type="dxa" w:w="35"/>
+              <w:top w:type="dxa" w:w="25"/>
               <w:left w:type="dxa" w:w="110"/>
-              <w:bottom w:type="dxa" w:w="45"/>
-              <w:right w:type="dxa" w:w="90"/>
-            </w:tcMar>
-            <w:vAlign w:val="top"/>
-          </w:tcPr>
-          <w:p>
-            <w:pPr>
-              <w:spacing w:after="10"/>
+              <w:bottom w:type="dxa" w:w="30"/>
+              <w:right w:type="dxa" w:w="90"/>
+            </w:tcMar>
+            <w:vAlign w:val="top"/>
+          </w:tcPr>
+          <w:p>
+            <w:pPr>
+              <w:spacing w:after="0"/>
             </w:pPr>
             <w:r>
               <w:rPr>
@@ -7881,16 +7881,16 @@
           <w:tcPr>
             <w:tcW w:type="dxa" w:w="3000"/>
             <w:tcMar>
-              <w:top w:type="dxa" w:w="35"/>
+              <w:top w:type="dxa" w:w="25"/>
               <w:left w:type="dxa" w:w="110"/>
-              <w:bottom w:type="dxa" w:w="45"/>
-              <w:right w:type="dxa" w:w="90"/>
-            </w:tcMar>
-            <w:vAlign w:val="top"/>
-          </w:tcPr>
-          <w:p>
-            <w:pPr>
-              <w:spacing w:after="10"/>
+              <w:bottom w:type="dxa" w:w="30"/>
+              <w:right w:type="dxa" w:w="90"/>
+            </w:tcMar>
+            <w:vAlign w:val="top"/>
+          </w:tcPr>
+          <w:p>
+            <w:pPr>
+              <w:spacing w:after="0"/>
             </w:pPr>
             <w:r>
               <w:rPr>
@@ -7931,16 +7931,16 @@
           <w:tcPr>
             <w:tcW w:type="dxa" w:w="3000"/>
             <w:tcMar>
-              <w:top w:type="dxa" w:w="35"/>
+              <w:top w:type="dxa" w:w="25"/>
               <w:left w:type="dxa" w:w="110"/>
-              <w:bottom w:type="dxa" w:w="45"/>
-              <w:right w:type="dxa" w:w="90"/>
-            </w:tcMar>
-            <w:vAlign w:val="top"/>
-          </w:tcPr>
-          <w:p>
-            <w:pPr>
-              <w:spacing w:after="10"/>
+              <w:bottom w:type="dxa" w:w="30"/>
+              <w:right w:type="dxa" w:w="90"/>
+            </w:tcMar>
+            <w:vAlign w:val="top"/>
+          </w:tcPr>
+          <w:p>
+            <w:pPr>
+              <w:spacing w:after="0"/>
             </w:pPr>
             <w:r>
               <w:rPr>
@@ -7976,16 +7976,16 @@
           <w:tcPr>
             <w:tcW w:type="dxa" w:w="3000"/>
             <w:tcMar>
-              <w:top w:type="dxa" w:w="35"/>
+              <w:top w:type="dxa" w:w="25"/>
               <w:left w:type="dxa" w:w="110"/>
-              <w:bottom w:type="dxa" w:w="45"/>
-              <w:right w:type="dxa" w:w="90"/>
-            </w:tcMar>
-            <w:vAlign w:val="top"/>
-          </w:tcPr>
-          <w:p>
-            <w:pPr>
-              <w:spacing w:after="10"/>
+              <w:bottom w:type="dxa" w:w="30"/>
+              <w:right w:type="dxa" w:w="90"/>
+            </w:tcMar>
+            <w:vAlign w:val="top"/>
+          </w:tcPr>
+          <w:p>
+            <w:pPr>
+              <w:spacing w:after="0"/>
             </w:pPr>
             <w:r>
               <w:rPr>
@@ -8021,16 +8021,16 @@
           <w:tcPr>
             <w:tcW w:type="dxa" w:w="3000"/>
             <w:tcMar>
-              <w:top w:type="dxa" w:w="35"/>
+              <w:top w:type="dxa" w:w="25"/>
               <w:left w:type="dxa" w:w="110"/>
-              <w:bottom w:type="dxa" w:w="45"/>
-              <w:right w:type="dxa" w:w="90"/>
-            </w:tcMar>
-            <w:vAlign w:val="top"/>
-          </w:tcPr>
-          <w:p>
-            <w:pPr>
-              <w:spacing w:after="10"/>
+              <w:bottom w:type="dxa" w:w="30"/>
+              <w:right w:type="dxa" w:w="90"/>
+            </w:tcMar>
+            <w:vAlign w:val="top"/>
+          </w:tcPr>
+          <w:p>
+            <w:pPr>
+              <w:spacing w:after="0"/>
             </w:pPr>
             <w:r>
               <w:rPr>
@@ -8066,7 +8066,7 @@
     </w:tbl>
     <w:p>
       <w:pPr>
-        <w:spacing w:after="40"/>
+        <w:spacing w:after="24"/>
       </w:pPr>
     </w:p>
     <w:tbl>
@@ -8095,9 +8095,9 @@
             <w:tcW w:type="dxa" w:w="3000"/>
             <w:shd w:fill="FADBDB" w:color="auto" w:val="clear"/>
             <w:tcMar>
-              <w:top w:type="dxa" w:w="30"/>
+              <w:top w:type="dxa" w:w="20"/>
               <w:left w:type="dxa" w:w="110"/>
-              <w:bottom w:type="dxa" w:w="30"/>
+              <w:bottom w:type="dxa" w:w="20"/>
               <w:right w:type="dxa" w:w="90"/>
             </w:tcMar>
             <w:vAlign w:val="center"/>
@@ -8125,9 +8125,9 @@
             <w:gridSpan w:val="2"/>
             <w:shd w:fill="FADBDB" w:color="auto" w:val="clear"/>
             <w:tcMar>
-              <w:top w:type="dxa" w:w="30"/>
+              <w:top w:type="dxa" w:w="20"/>
               <w:left w:type="dxa" w:w="110"/>
-              <w:bottom w:type="dxa" w:w="30"/>
+              <w:bottom w:type="dxa" w:w="20"/>
               <w:right w:type="dxa" w:w="90"/>
             </w:tcMar>
             <w:vAlign w:val="center"/>
@@ -8158,16 +8158,16 @@
           <w:tcPr>
             <w:tcW w:type="dxa" w:w="3000"/>
             <w:tcMar>
-              <w:top w:type="dxa" w:w="35"/>
+              <w:top w:type="dxa" w:w="25"/>
               <w:left w:type="dxa" w:w="110"/>
-              <w:bottom w:type="dxa" w:w="45"/>
-              <w:right w:type="dxa" w:w="90"/>
-            </w:tcMar>
-            <w:vAlign w:val="top"/>
-          </w:tcPr>
-          <w:p>
-            <w:pPr>
-              <w:spacing w:after="10"/>
+              <w:bottom w:type="dxa" w:w="30"/>
+              <w:right w:type="dxa" w:w="90"/>
+            </w:tcMar>
+            <w:vAlign w:val="top"/>
+          </w:tcPr>
+          <w:p>
+            <w:pPr>
+              <w:spacing w:after="0"/>
             </w:pPr>
             <w:r>
               <w:rPr>
@@ -8203,16 +8203,16 @@
           <w:tcPr>
             <w:tcW w:type="dxa" w:w="3000"/>
             <w:tcMar>
-              <w:top w:type="dxa" w:w="35"/>
+              <w:top w:type="dxa" w:w="25"/>
               <w:left w:type="dxa" w:w="110"/>
-              <w:bottom w:type="dxa" w:w="45"/>
-              <w:right w:type="dxa" w:w="90"/>
-            </w:tcMar>
-            <w:vAlign w:val="top"/>
-          </w:tcPr>
-          <w:p>
-            <w:pPr>
-              <w:spacing w:after="10"/>
+              <w:bottom w:type="dxa" w:w="30"/>
+              <w:right w:type="dxa" w:w="90"/>
+            </w:tcMar>
+            <w:vAlign w:val="top"/>
+          </w:tcPr>
+          <w:p>
+            <w:pPr>
+              <w:spacing w:after="0"/>
             </w:pPr>
             <w:r>
               <w:rPr>
@@ -8248,16 +8248,16 @@
           <w:tcPr>
             <w:tcW w:type="dxa" w:w="3000"/>
             <w:tcMar>
-              <w:top w:type="dxa" w:w="35"/>
+              <w:top w:type="dxa" w:w="25"/>
               <w:left w:type="dxa" w:w="110"/>
-              <w:bottom w:type="dxa" w:w="45"/>
-              <w:right w:type="dxa" w:w="90"/>
-            </w:tcMar>
-            <w:vAlign w:val="top"/>
-          </w:tcPr>
-          <w:p>
-            <w:pPr>
-              <w:spacing w:after="10"/>
+              <w:bottom w:type="dxa" w:w="30"/>
+              <w:right w:type="dxa" w:w="90"/>
+            </w:tcMar>
+            <w:vAlign w:val="top"/>
+          </w:tcPr>
+          <w:p>
+            <w:pPr>
+              <w:spacing w:after="0"/>
             </w:pPr>
             <w:r>
               <w:rPr>
@@ -8298,16 +8298,16 @@
           <w:tcPr>
             <w:tcW w:type="dxa" w:w="3000"/>
             <w:tcMar>
-              <w:top w:type="dxa" w:w="35"/>
+              <w:top w:type="dxa" w:w="25"/>
               <w:left w:type="dxa" w:w="110"/>
-              <w:bottom w:type="dxa" w:w="45"/>
-              <w:right w:type="dxa" w:w="90"/>
-            </w:tcMar>
-            <w:vAlign w:val="top"/>
-          </w:tcPr>
-          <w:p>
-            <w:pPr>
-              <w:spacing w:after="10"/>
+              <w:bottom w:type="dxa" w:w="30"/>
+              <w:right w:type="dxa" w:w="90"/>
+            </w:tcMar>
+            <w:vAlign w:val="top"/>
+          </w:tcPr>
+          <w:p>
+            <w:pPr>
+              <w:spacing w:after="0"/>
             </w:pPr>
             <w:r>
               <w:rPr>
@@ -8343,16 +8343,16 @@
           <w:tcPr>
             <w:tcW w:type="dxa" w:w="3000"/>
             <w:tcMar>
-              <w:top w:type="dxa" w:w="35"/>
+              <w:top w:type="dxa" w:w="25"/>
               <w:left w:type="dxa" w:w="110"/>
-              <w:bottom w:type="dxa" w:w="45"/>
-              <w:right w:type="dxa" w:w="90"/>
-            </w:tcMar>
-            <w:vAlign w:val="top"/>
-          </w:tcPr>
-          <w:p>
-            <w:pPr>
-              <w:spacing w:after="10"/>
+              <w:bottom w:type="dxa" w:w="30"/>
+              <w:right w:type="dxa" w:w="90"/>
+            </w:tcMar>
+            <w:vAlign w:val="top"/>
+          </w:tcPr>
+          <w:p>
+            <w:pPr>
+              <w:spacing w:after="0"/>
             </w:pPr>
             <w:r>
               <w:rPr>
@@ -8388,16 +8388,16 @@
           <w:tcPr>
             <w:tcW w:type="dxa" w:w="3000"/>
             <w:tcMar>
-              <w:top w:type="dxa" w:w="35"/>
+              <w:top w:type="dxa" w:w="25"/>
               <w:left w:type="dxa" w:w="110"/>
-              <w:bottom w:type="dxa" w:w="45"/>
-              <w:right w:type="dxa" w:w="90"/>
-            </w:tcMar>
-            <w:vAlign w:val="top"/>
-          </w:tcPr>
-          <w:p>
-            <w:pPr>
-              <w:spacing w:after="10"/>
+              <w:bottom w:type="dxa" w:w="30"/>
+              <w:right w:type="dxa" w:w="90"/>
+            </w:tcMar>
+            <w:vAlign w:val="top"/>
+          </w:tcPr>
+          <w:p>
+            <w:pPr>
+              <w:spacing w:after="0"/>
             </w:pPr>
             <w:r>
               <w:rPr>
@@ -8433,7 +8433,7 @@
     </w:tbl>
     <w:p>
       <w:pPr>
-        <w:spacing w:after="40"/>
+        <w:spacing w:after="24"/>
       </w:pPr>
     </w:p>
     <w:tbl>
@@ -8462,9 +8462,9 @@
             <w:tcW w:type="dxa" w:w="3000"/>
             <w:shd w:fill="FADBDB" w:color="auto" w:val="clear"/>
             <w:tcMar>
-              <w:top w:type="dxa" w:w="30"/>
+              <w:top w:type="dxa" w:w="20"/>
               <w:left w:type="dxa" w:w="110"/>
-              <w:bottom w:type="dxa" w:w="30"/>
+              <w:bottom w:type="dxa" w:w="20"/>
               <w:right w:type="dxa" w:w="90"/>
             </w:tcMar>
             <w:vAlign w:val="center"/>
@@ -8492,9 +8492,9 @@
             <w:gridSpan w:val="2"/>
             <w:shd w:fill="FADBDB" w:color="auto" w:val="clear"/>
             <w:tcMar>
-              <w:top w:type="dxa" w:w="30"/>
+              <w:top w:type="dxa" w:w="20"/>
               <w:left w:type="dxa" w:w="110"/>
-              <w:bottom w:type="dxa" w:w="30"/>
+              <w:bottom w:type="dxa" w:w="20"/>
               <w:right w:type="dxa" w:w="90"/>
             </w:tcMar>
             <w:vAlign w:val="center"/>
@@ -8525,16 +8525,16 @@
           <w:tcPr>
             <w:tcW w:type="dxa" w:w="3000"/>
             <w:tcMar>
-              <w:top w:type="dxa" w:w="35"/>
+              <w:top w:type="dxa" w:w="25"/>
               <w:left w:type="dxa" w:w="110"/>
-              <w:bottom w:type="dxa" w:w="45"/>
-              <w:right w:type="dxa" w:w="90"/>
-            </w:tcMar>
-            <w:vAlign w:val="top"/>
-          </w:tcPr>
-          <w:p>
-            <w:pPr>
-              <w:spacing w:after="10"/>
+              <w:bottom w:type="dxa" w:w="30"/>
+              <w:right w:type="dxa" w:w="90"/>
+            </w:tcMar>
+            <w:vAlign w:val="top"/>
+          </w:tcPr>
+          <w:p>
+            <w:pPr>
+              <w:spacing w:after="0"/>
             </w:pPr>
             <w:r>
               <w:rPr>
@@ -8570,16 +8570,16 @@
           <w:tcPr>
             <w:tcW w:type="dxa" w:w="3000"/>
             <w:tcMar>
-              <w:top w:type="dxa" w:w="35"/>
+              <w:top w:type="dxa" w:w="25"/>
               <w:left w:type="dxa" w:w="110"/>
-              <w:bottom w:type="dxa" w:w="45"/>
-              <w:right w:type="dxa" w:w="90"/>
-            </w:tcMar>
-            <w:vAlign w:val="top"/>
-          </w:tcPr>
-          <w:p>
-            <w:pPr>
-              <w:spacing w:after="10"/>
+              <w:bottom w:type="dxa" w:w="30"/>
+              <w:right w:type="dxa" w:w="90"/>
+            </w:tcMar>
+            <w:vAlign w:val="top"/>
+          </w:tcPr>
+          <w:p>
+            <w:pPr>
+              <w:spacing w:after="0"/>
             </w:pPr>
             <w:r>
               <w:rPr>
@@ -8615,16 +8615,16 @@
           <w:tcPr>
             <w:tcW w:type="dxa" w:w="3000"/>
             <w:tcMar>
-              <w:top w:type="dxa" w:w="35"/>
+              <w:top w:type="dxa" w:w="25"/>
               <w:left w:type="dxa" w:w="110"/>
-              <w:bottom w:type="dxa" w:w="45"/>
-              <w:right w:type="dxa" w:w="90"/>
-            </w:tcMar>
-            <w:vAlign w:val="top"/>
-          </w:tcPr>
-          <w:p>
-            <w:pPr>
-              <w:spacing w:after="10"/>
+              <w:bottom w:type="dxa" w:w="30"/>
+              <w:right w:type="dxa" w:w="90"/>
+            </w:tcMar>
+            <w:vAlign w:val="top"/>
+          </w:tcPr>
+          <w:p>
+            <w:pPr>
+              <w:spacing w:after="0"/>
             </w:pPr>
             <w:r>
               <w:rPr>
@@ -8665,16 +8665,16 @@
           <w:tcPr>
             <w:tcW w:type="dxa" w:w="3000"/>
             <w:tcMar>
-              <w:top w:type="dxa" w:w="35"/>
+              <w:top w:type="dxa" w:w="25"/>
               <w:left w:type="dxa" w:w="110"/>
-              <w:bottom w:type="dxa" w:w="45"/>
-              <w:right w:type="dxa" w:w="90"/>
-            </w:tcMar>
-            <w:vAlign w:val="top"/>
-          </w:tcPr>
-          <w:p>
-            <w:pPr>
-              <w:spacing w:after="10"/>
+              <w:bottom w:type="dxa" w:w="30"/>
+              <w:right w:type="dxa" w:w="90"/>
+            </w:tcMar>
+            <w:vAlign w:val="top"/>
+          </w:tcPr>
+          <w:p>
+            <w:pPr>
+              <w:spacing w:after="0"/>
             </w:pPr>
             <w:r>
               <w:rPr>
@@ -8710,16 +8710,16 @@
           <w:tcPr>
             <w:tcW w:type="dxa" w:w="3000"/>
             <w:tcMar>
-              <w:top w:type="dxa" w:w="35"/>
+              <w:top w:type="dxa" w:w="25"/>
               <w:left w:type="dxa" w:w="110"/>
-              <w:bottom w:type="dxa" w:w="45"/>
-              <w:right w:type="dxa" w:w="90"/>
-            </w:tcMar>
-            <w:vAlign w:val="top"/>
-          </w:tcPr>
-          <w:p>
-            <w:pPr>
-              <w:spacing w:after="10"/>
+              <w:bottom w:type="dxa" w:w="30"/>
+              <w:right w:type="dxa" w:w="90"/>
+            </w:tcMar>
+            <w:vAlign w:val="top"/>
+          </w:tcPr>
+          <w:p>
+            <w:pPr>
+              <w:spacing w:after="0"/>
             </w:pPr>
             <w:r>
               <w:rPr>
@@ -8755,16 +8755,16 @@
           <w:tcPr>
             <w:tcW w:type="dxa" w:w="3000"/>
             <w:tcMar>
-              <w:top w:type="dxa" w:w="35"/>
+              <w:top w:type="dxa" w:w="25"/>
               <w:left w:type="dxa" w:w="110"/>
-              <w:bottom w:type="dxa" w:w="45"/>
-              <w:right w:type="dxa" w:w="90"/>
-            </w:tcMar>
-            <w:vAlign w:val="top"/>
-          </w:tcPr>
-          <w:p>
-            <w:pPr>
-              <w:spacing w:after="10"/>
+              <w:bottom w:type="dxa" w:w="30"/>
+              <w:right w:type="dxa" w:w="90"/>
+            </w:tcMar>
+            <w:vAlign w:val="top"/>
+          </w:tcPr>
+          <w:p>
+            <w:pPr>
+              <w:spacing w:after="0"/>
             </w:pPr>
             <w:r>
               <w:rPr>
@@ -8923,7 +8923,7 @@
           <w:sz w:val="18"/>
           <w:szCs w:val="18"/>
         </w:rPr>
-        <w:t xml:space="preserve">Later faults: two values, other sectors, a REFERENCE that points on, or TIME-CRITICAL. "ASK MED → …": the Liaison asks Medical for that reference; the answer is a number or a sector's name to follow.</w:t>
+        <w:t xml:space="preserve">Later faults: two or three values, other sectors, a REFERENCE that points on, or TIME-CRITICAL. "ASK MED → …": the Liaison asks Medical for that reference; the answer is a number or a sector's name to follow.</w:t>
       </w:r>
     </w:p>
     <w:tbl>
@@ -8952,9 +8952,9 @@
             <w:tcW w:type="dxa" w:w="3000"/>
             <w:shd w:fill="FADBDB" w:color="auto" w:val="clear"/>
             <w:tcMar>
-              <w:top w:type="dxa" w:w="30"/>
+              <w:top w:type="dxa" w:w="20"/>
               <w:left w:type="dxa" w:w="110"/>
-              <w:bottom w:type="dxa" w:w="30"/>
+              <w:bottom w:type="dxa" w:w="20"/>
               <w:right w:type="dxa" w:w="90"/>
             </w:tcMar>
             <w:vAlign w:val="center"/>
@@ -8982,9 +8982,9 @@
             <w:gridSpan w:val="2"/>
             <w:shd w:fill="FADBDB" w:color="auto" w:val="clear"/>
             <w:tcMar>
-              <w:top w:type="dxa" w:w="30"/>
+              <w:top w:type="dxa" w:w="20"/>
               <w:left w:type="dxa" w:w="110"/>
-              <w:bottom w:type="dxa" w:w="30"/>
+              <w:bottom w:type="dxa" w:w="20"/>
               <w:right w:type="dxa" w:w="90"/>
             </w:tcMar>
             <w:vAlign w:val="center"/>
@@ -9015,16 +9015,16 @@
           <w:tcPr>
             <w:tcW w:type="dxa" w:w="3000"/>
             <w:tcMar>
-              <w:top w:type="dxa" w:w="35"/>
+              <w:top w:type="dxa" w:w="25"/>
               <w:left w:type="dxa" w:w="110"/>
-              <w:bottom w:type="dxa" w:w="45"/>
-              <w:right w:type="dxa" w:w="90"/>
-            </w:tcMar>
-            <w:vAlign w:val="top"/>
-          </w:tcPr>
-          <w:p>
-            <w:pPr>
-              <w:spacing w:after="10"/>
+              <w:bottom w:type="dxa" w:w="30"/>
+              <w:right w:type="dxa" w:w="90"/>
+            </w:tcMar>
+            <w:vAlign w:val="top"/>
+          </w:tcPr>
+          <w:p>
+            <w:pPr>
+              <w:spacing w:after="0"/>
             </w:pPr>
             <w:r>
               <w:rPr>
@@ -9060,16 +9060,16 @@
           <w:tcPr>
             <w:tcW w:type="dxa" w:w="3000"/>
             <w:tcMar>
-              <w:top w:type="dxa" w:w="35"/>
+              <w:top w:type="dxa" w:w="25"/>
               <w:left w:type="dxa" w:w="110"/>
-              <w:bottom w:type="dxa" w:w="45"/>
-              <w:right w:type="dxa" w:w="90"/>
-            </w:tcMar>
-            <w:vAlign w:val="top"/>
-          </w:tcPr>
-          <w:p>
-            <w:pPr>
-              <w:spacing w:after="10"/>
+              <w:bottom w:type="dxa" w:w="30"/>
+              <w:right w:type="dxa" w:w="90"/>
+            </w:tcMar>
+            <w:vAlign w:val="top"/>
+          </w:tcPr>
+          <w:p>
+            <w:pPr>
+              <w:spacing w:after="0"/>
             </w:pPr>
             <w:r>
               <w:rPr>
@@ -9105,16 +9105,16 @@
           <w:tcPr>
             <w:tcW w:type="dxa" w:w="3000"/>
             <w:tcMar>
-              <w:top w:type="dxa" w:w="35"/>
+              <w:top w:type="dxa" w:w="25"/>
               <w:left w:type="dxa" w:w="110"/>
-              <w:bottom w:type="dxa" w:w="45"/>
-              <w:right w:type="dxa" w:w="90"/>
-            </w:tcMar>
-            <w:vAlign w:val="top"/>
-          </w:tcPr>
-          <w:p>
-            <w:pPr>
-              <w:spacing w:after="10"/>
+              <w:bottom w:type="dxa" w:w="30"/>
+              <w:right w:type="dxa" w:w="90"/>
+            </w:tcMar>
+            <w:vAlign w:val="top"/>
+          </w:tcPr>
+          <w:p>
+            <w:pPr>
+              <w:spacing w:after="0"/>
             </w:pPr>
             <w:r>
               <w:rPr>
@@ -9155,16 +9155,16 @@
           <w:tcPr>
             <w:tcW w:type="dxa" w:w="3000"/>
             <w:tcMar>
-              <w:top w:type="dxa" w:w="35"/>
+              <w:top w:type="dxa" w:w="25"/>
               <w:left w:type="dxa" w:w="110"/>
-              <w:bottom w:type="dxa" w:w="45"/>
-              <w:right w:type="dxa" w:w="90"/>
-            </w:tcMar>
-            <w:vAlign w:val="top"/>
-          </w:tcPr>
-          <w:p>
-            <w:pPr>
-              <w:spacing w:after="10"/>
+              <w:bottom w:type="dxa" w:w="30"/>
+              <w:right w:type="dxa" w:w="90"/>
+            </w:tcMar>
+            <w:vAlign w:val="top"/>
+          </w:tcPr>
+          <w:p>
+            <w:pPr>
+              <w:spacing w:after="0"/>
             </w:pPr>
             <w:r>
               <w:rPr>
@@ -9200,16 +9200,16 @@
           <w:tcPr>
             <w:tcW w:type="dxa" w:w="3000"/>
             <w:tcMar>
-              <w:top w:type="dxa" w:w="35"/>
+              <w:top w:type="dxa" w:w="25"/>
               <w:left w:type="dxa" w:w="110"/>
-              <w:bottom w:type="dxa" w:w="45"/>
-              <w:right w:type="dxa" w:w="90"/>
-            </w:tcMar>
-            <w:vAlign w:val="top"/>
-          </w:tcPr>
-          <w:p>
-            <w:pPr>
-              <w:spacing w:after="10"/>
+              <w:bottom w:type="dxa" w:w="30"/>
+              <w:right w:type="dxa" w:w="90"/>
+            </w:tcMar>
+            <w:vAlign w:val="top"/>
+          </w:tcPr>
+          <w:p>
+            <w:pPr>
+              <w:spacing w:after="0"/>
             </w:pPr>
             <w:r>
               <w:rPr>
@@ -9245,16 +9245,16 @@
           <w:tcPr>
             <w:tcW w:type="dxa" w:w="3000"/>
             <w:tcMar>
-              <w:top w:type="dxa" w:w="35"/>
+              <w:top w:type="dxa" w:w="25"/>
               <w:left w:type="dxa" w:w="110"/>
-              <w:bottom w:type="dxa" w:w="45"/>
-              <w:right w:type="dxa" w:w="90"/>
-            </w:tcMar>
-            <w:vAlign w:val="top"/>
-          </w:tcPr>
-          <w:p>
-            <w:pPr>
-              <w:spacing w:after="10"/>
+              <w:bottom w:type="dxa" w:w="30"/>
+              <w:right w:type="dxa" w:w="90"/>
+            </w:tcMar>
+            <w:vAlign w:val="top"/>
+          </w:tcPr>
+          <w:p>
+            <w:pPr>
+              <w:spacing w:after="0"/>
             </w:pPr>
             <w:r>
               <w:rPr>
@@ -9290,7 +9290,7 @@
     </w:tbl>
     <w:p>
       <w:pPr>
-        <w:spacing w:after="40"/>
+        <w:spacing w:after="24"/>
       </w:pPr>
     </w:p>
     <w:tbl>
@@ -9319,9 +9319,9 @@
             <w:tcW w:type="dxa" w:w="3000"/>
             <w:shd w:fill="FADBDB" w:color="auto" w:val="clear"/>
             <w:tcMar>
-              <w:top w:type="dxa" w:w="30"/>
+              <w:top w:type="dxa" w:w="20"/>
               <w:left w:type="dxa" w:w="110"/>
-              <w:bottom w:type="dxa" w:w="30"/>
+              <w:bottom w:type="dxa" w:w="20"/>
               <w:right w:type="dxa" w:w="90"/>
             </w:tcMar>
             <w:vAlign w:val="center"/>
@@ -9349,9 +9349,9 @@
             <w:gridSpan w:val="2"/>
             <w:shd w:fill="FADBDB" w:color="auto" w:val="clear"/>
             <w:tcMar>
-              <w:top w:type="dxa" w:w="30"/>
+              <w:top w:type="dxa" w:w="20"/>
               <w:left w:type="dxa" w:w="110"/>
-              <w:bottom w:type="dxa" w:w="30"/>
+              <w:bottom w:type="dxa" w:w="20"/>
               <w:right w:type="dxa" w:w="90"/>
             </w:tcMar>
             <w:vAlign w:val="center"/>
@@ -9382,16 +9382,16 @@
           <w:tcPr>
             <w:tcW w:type="dxa" w:w="3000"/>
             <w:tcMar>
-              <w:top w:type="dxa" w:w="35"/>
+              <w:top w:type="dxa" w:w="25"/>
               <w:left w:type="dxa" w:w="110"/>
-              <w:bottom w:type="dxa" w:w="45"/>
-              <w:right w:type="dxa" w:w="90"/>
-            </w:tcMar>
-            <w:vAlign w:val="top"/>
-          </w:tcPr>
-          <w:p>
-            <w:pPr>
-              <w:spacing w:after="10"/>
+              <w:bottom w:type="dxa" w:w="30"/>
+              <w:right w:type="dxa" w:w="90"/>
+            </w:tcMar>
+            <w:vAlign w:val="top"/>
+          </w:tcPr>
+          <w:p>
+            <w:pPr>
+              <w:spacing w:after="0"/>
             </w:pPr>
             <w:r>
               <w:rPr>
@@ -9427,16 +9427,16 @@
           <w:tcPr>
             <w:tcW w:type="dxa" w:w="3000"/>
             <w:tcMar>
-              <w:top w:type="dxa" w:w="35"/>
+              <w:top w:type="dxa" w:w="25"/>
               <w:left w:type="dxa" w:w="110"/>
-              <w:bottom w:type="dxa" w:w="45"/>
-              <w:right w:type="dxa" w:w="90"/>
-            </w:tcMar>
-            <w:vAlign w:val="top"/>
-          </w:tcPr>
-          <w:p>
-            <w:pPr>
-              <w:spacing w:after="10"/>
+              <w:bottom w:type="dxa" w:w="30"/>
+              <w:right w:type="dxa" w:w="90"/>
+            </w:tcMar>
+            <w:vAlign w:val="top"/>
+          </w:tcPr>
+          <w:p>
+            <w:pPr>
+              <w:spacing w:after="0"/>
             </w:pPr>
             <w:r>
               <w:rPr>
@@ -9472,16 +9472,16 @@
           <w:tcPr>
             <w:tcW w:type="dxa" w:w="3000"/>
             <w:tcMar>
-              <w:top w:type="dxa" w:w="35"/>
+              <w:top w:type="dxa" w:w="25"/>
               <w:left w:type="dxa" w:w="110"/>
-              <w:bottom w:type="dxa" w:w="45"/>
-              <w:right w:type="dxa" w:w="90"/>
-            </w:tcMar>
-            <w:vAlign w:val="top"/>
-          </w:tcPr>
-          <w:p>
-            <w:pPr>
-              <w:spacing w:after="10"/>
+              <w:bottom w:type="dxa" w:w="30"/>
+              <w:right w:type="dxa" w:w="90"/>
+            </w:tcMar>
+            <w:vAlign w:val="top"/>
+          </w:tcPr>
+          <w:p>
+            <w:pPr>
+              <w:spacing w:after="0"/>
             </w:pPr>
             <w:r>
               <w:rPr>
@@ -9522,16 +9522,16 @@
           <w:tcPr>
             <w:tcW w:type="dxa" w:w="3000"/>
             <w:tcMar>
-              <w:top w:type="dxa" w:w="35"/>
+              <w:top w:type="dxa" w:w="25"/>
               <w:left w:type="dxa" w:w="110"/>
-              <w:bottom w:type="dxa" w:w="45"/>
-              <w:right w:type="dxa" w:w="90"/>
-            </w:tcMar>
-            <w:vAlign w:val="top"/>
-          </w:tcPr>
-          <w:p>
-            <w:pPr>
-              <w:spacing w:after="10"/>
+              <w:bottom w:type="dxa" w:w="30"/>
+              <w:right w:type="dxa" w:w="90"/>
+            </w:tcMar>
+            <w:vAlign w:val="top"/>
+          </w:tcPr>
+          <w:p>
+            <w:pPr>
+              <w:spacing w:after="0"/>
             </w:pPr>
             <w:r>
               <w:rPr>
@@ -9583,16 +9583,16 @@
           <w:tcPr>
             <w:tcW w:type="dxa" w:w="3000"/>
             <w:tcMar>
-              <w:top w:type="dxa" w:w="35"/>
+              <w:top w:type="dxa" w:w="25"/>
               <w:left w:type="dxa" w:w="110"/>
-              <w:bottom w:type="dxa" w:w="45"/>
-              <w:right w:type="dxa" w:w="90"/>
-            </w:tcMar>
-            <w:vAlign w:val="top"/>
-          </w:tcPr>
-          <w:p>
-            <w:pPr>
-              <w:spacing w:after="10"/>
+              <w:bottom w:type="dxa" w:w="30"/>
+              <w:right w:type="dxa" w:w="90"/>
+            </w:tcMar>
+            <w:vAlign w:val="top"/>
+          </w:tcPr>
+          <w:p>
+            <w:pPr>
+              <w:spacing w:after="0"/>
             </w:pPr>
             <w:r>
               <w:rPr>
@@ -9628,16 +9628,16 @@
           <w:tcPr>
             <w:tcW w:type="dxa" w:w="3000"/>
             <w:tcMar>
-              <w:top w:type="dxa" w:w="35"/>
+              <w:top w:type="dxa" w:w="25"/>
               <w:left w:type="dxa" w:w="110"/>
-              <w:bottom w:type="dxa" w:w="45"/>
-              <w:right w:type="dxa" w:w="90"/>
-            </w:tcMar>
-            <w:vAlign w:val="top"/>
-          </w:tcPr>
-          <w:p>
-            <w:pPr>
-              <w:spacing w:after="10"/>
+              <w:bottom w:type="dxa" w:w="30"/>
+              <w:right w:type="dxa" w:w="90"/>
+            </w:tcMar>
+            <w:vAlign w:val="top"/>
+          </w:tcPr>
+          <w:p>
+            <w:pPr>
+              <w:spacing w:after="0"/>
             </w:pPr>
             <w:r>
               <w:rPr>
@@ -9673,7 +9673,7 @@
     </w:tbl>
     <w:p>
       <w:pPr>
-        <w:spacing w:after="40"/>
+        <w:spacing w:after="24"/>
       </w:pPr>
     </w:p>
     <w:tbl>
@@ -9702,9 +9702,9 @@
             <w:tcW w:type="dxa" w:w="3000"/>
             <w:shd w:fill="FADBDB" w:color="auto" w:val="clear"/>
             <w:tcMar>
-              <w:top w:type="dxa" w:w="30"/>
+              <w:top w:type="dxa" w:w="20"/>
               <w:left w:type="dxa" w:w="110"/>
-              <w:bottom w:type="dxa" w:w="30"/>
+              <w:bottom w:type="dxa" w:w="20"/>
               <w:right w:type="dxa" w:w="90"/>
             </w:tcMar>
             <w:vAlign w:val="center"/>
@@ -9732,9 +9732,9 @@
             <w:gridSpan w:val="2"/>
             <w:shd w:fill="FADBDB" w:color="auto" w:val="clear"/>
             <w:tcMar>
-              <w:top w:type="dxa" w:w="30"/>
+              <w:top w:type="dxa" w:w="20"/>
               <w:left w:type="dxa" w:w="110"/>
-              <w:bottom w:type="dxa" w:w="30"/>
+              <w:bottom w:type="dxa" w:w="20"/>
               <w:right w:type="dxa" w:w="90"/>
             </w:tcMar>
             <w:vAlign w:val="center"/>
@@ -9765,16 +9765,16 @@
           <w:tcPr>
             <w:tcW w:type="dxa" w:w="3000"/>
             <w:tcMar>
-              <w:top w:type="dxa" w:w="35"/>
+              <w:top w:type="dxa" w:w="25"/>
               <w:left w:type="dxa" w:w="110"/>
-              <w:bottom w:type="dxa" w:w="45"/>
-              <w:right w:type="dxa" w:w="90"/>
-            </w:tcMar>
-            <w:vAlign w:val="top"/>
-          </w:tcPr>
-          <w:p>
-            <w:pPr>
-              <w:spacing w:after="10"/>
+              <w:bottom w:type="dxa" w:w="30"/>
+              <w:right w:type="dxa" w:w="90"/>
+            </w:tcMar>
+            <w:vAlign w:val="top"/>
+          </w:tcPr>
+          <w:p>
+            <w:pPr>
+              <w:spacing w:after="0"/>
             </w:pPr>
             <w:r>
               <w:rPr>
@@ -9810,16 +9810,16 @@
           <w:tcPr>
             <w:tcW w:type="dxa" w:w="3000"/>
             <w:tcMar>
-              <w:top w:type="dxa" w:w="35"/>
+              <w:top w:type="dxa" w:w="25"/>
               <w:left w:type="dxa" w:w="110"/>
-              <w:bottom w:type="dxa" w:w="45"/>
-              <w:right w:type="dxa" w:w="90"/>
-            </w:tcMar>
-            <w:vAlign w:val="top"/>
-          </w:tcPr>
-          <w:p>
-            <w:pPr>
-              <w:spacing w:after="10"/>
+              <w:bottom w:type="dxa" w:w="30"/>
+              <w:right w:type="dxa" w:w="90"/>
+            </w:tcMar>
+            <w:vAlign w:val="top"/>
+          </w:tcPr>
+          <w:p>
+            <w:pPr>
+              <w:spacing w:after="0"/>
             </w:pPr>
             <w:r>
               <w:rPr>
@@ -9855,16 +9855,16 @@
           <w:tcPr>
             <w:tcW w:type="dxa" w:w="3000"/>
             <w:tcMar>
-              <w:top w:type="dxa" w:w="35"/>
+              <w:top w:type="dxa" w:w="25"/>
               <w:left w:type="dxa" w:w="110"/>
-              <w:bottom w:type="dxa" w:w="45"/>
-              <w:right w:type="dxa" w:w="90"/>
-            </w:tcMar>
-            <w:vAlign w:val="top"/>
-          </w:tcPr>
-          <w:p>
-            <w:pPr>
-              <w:spacing w:after="10"/>
+              <w:bottom w:type="dxa" w:w="30"/>
+              <w:right w:type="dxa" w:w="90"/>
+            </w:tcMar>
+            <w:vAlign w:val="top"/>
+          </w:tcPr>
+          <w:p>
+            <w:pPr>
+              <w:spacing w:after="0"/>
             </w:pPr>
             <w:r>
               <w:rPr>
@@ -9905,16 +9905,16 @@
           <w:tcPr>
             <w:tcW w:type="dxa" w:w="3000"/>
             <w:tcMar>
-              <w:top w:type="dxa" w:w="35"/>
+              <w:top w:type="dxa" w:w="25"/>
               <w:left w:type="dxa" w:w="110"/>
-              <w:bottom w:type="dxa" w:w="45"/>
-              <w:right w:type="dxa" w:w="90"/>
-            </w:tcMar>
-            <w:vAlign w:val="top"/>
-          </w:tcPr>
-          <w:p>
-            <w:pPr>
-              <w:spacing w:after="10"/>
+              <w:bottom w:type="dxa" w:w="30"/>
+              <w:right w:type="dxa" w:w="90"/>
+            </w:tcMar>
+            <w:vAlign w:val="top"/>
+          </w:tcPr>
+          <w:p>
+            <w:pPr>
+              <w:spacing w:after="0"/>
             </w:pPr>
             <w:r>
               <w:rPr>
@@ -9966,16 +9966,16 @@
           <w:tcPr>
             <w:tcW w:type="dxa" w:w="3000"/>
             <w:tcMar>
-              <w:top w:type="dxa" w:w="35"/>
+              <w:top w:type="dxa" w:w="25"/>
               <w:left w:type="dxa" w:w="110"/>
-              <w:bottom w:type="dxa" w:w="45"/>
-              <w:right w:type="dxa" w:w="90"/>
-            </w:tcMar>
-            <w:vAlign w:val="top"/>
-          </w:tcPr>
-          <w:p>
-            <w:pPr>
-              <w:spacing w:after="10"/>
+              <w:bottom w:type="dxa" w:w="30"/>
+              <w:right w:type="dxa" w:w="90"/>
+            </w:tcMar>
+            <w:vAlign w:val="top"/>
+          </w:tcPr>
+          <w:p>
+            <w:pPr>
+              <w:spacing w:after="0"/>
             </w:pPr>
             <w:r>
               <w:rPr>
@@ -10027,16 +10027,16 @@
           <w:tcPr>
             <w:tcW w:type="dxa" w:w="3000"/>
             <w:tcMar>
-              <w:top w:type="dxa" w:w="35"/>
+              <w:top w:type="dxa" w:w="25"/>
               <w:left w:type="dxa" w:w="110"/>
-              <w:bottom w:type="dxa" w:w="45"/>
-              <w:right w:type="dxa" w:w="90"/>
-            </w:tcMar>
-            <w:vAlign w:val="top"/>
-          </w:tcPr>
-          <w:p>
-            <w:pPr>
-              <w:spacing w:after="10"/>
+              <w:bottom w:type="dxa" w:w="30"/>
+              <w:right w:type="dxa" w:w="90"/>
+            </w:tcMar>
+            <w:vAlign w:val="top"/>
+          </w:tcPr>
+          <w:p>
+            <w:pPr>
+              <w:spacing w:after="0"/>
             </w:pPr>
             <w:r>
               <w:rPr>
@@ -10048,13 +10048,59 @@
                 <w:sz w:val="13"/>
                 <w:szCs w:val="13"/>
               </w:rPr>
-              <w:t xml:space="preserve">ENTER</w:t>
-            </w:r>
-          </w:p>
-          <w:p>
-            <w:pPr>
-              <w:spacing w:after="0"/>
-            </w:pPr>
+              <w:t xml:space="preserve">VALUE 3</w:t>
+            </w:r>
+          </w:p>
+          <w:p>
+            <w:pPr>
+              <w:spacing w:after="0"/>
+            </w:pPr>
+            <w:r>
+              <w:rPr>
+                <w:rFonts w:ascii="Arial" w:cs="Arial" w:eastAsia="Arial" w:hAnsi="Arial"/>
+                <w:b/>
+                <w:bCs/>
+                <w:color w:val="1A1A1A"/>
+                <w:sz w:val="19"/>
+                <w:szCs w:val="19"/>
+              </w:rPr>
+              <w:t xml:space="preserve">WTR → Table W-4 → Emergency Tank</w:t>
+            </w:r>
+          </w:p>
+        </w:tc>
+      </w:tr>
+      <w:tr>
+        <w:trPr>
+          <w:cantSplit/>
+        </w:trPr>
+        <w:tc>
+          <w:tcPr>
+            <w:tcW w:type="dxa" w:w="9026"/>
+            <w:gridSpan w:val="3"/>
+            <w:tcMar>
+              <w:top w:type="dxa" w:w="20"/>
+              <w:left w:type="dxa" w:w="110"/>
+              <w:bottom w:type="dxa" w:w="25"/>
+              <w:right w:type="dxa" w:w="90"/>
+            </w:tcMar>
+            <w:vAlign w:val="center"/>
+          </w:tcPr>
+          <w:p>
+            <w:pPr>
+              <w:spacing w:after="0"/>
+            </w:pPr>
+            <w:r>
+              <w:rPr>
+                <w:rFonts w:ascii="Arial" w:cs="Arial" w:eastAsia="Arial" w:hAnsi="Arial"/>
+                <w:b/>
+                <w:bCs/>
+                <w:color w:val="6B6B6B"/>
+                <w:spacing w:val="60"/>
+                <w:sz w:val="13"/>
+                <w:szCs w:val="13"/>
+              </w:rPr>
+              <w:t xml:space="preserve">ENTER    </w:t>
+            </w:r>
             <w:r>
               <w:rPr>
                 <w:rFonts w:ascii="Courier New" w:cs="Courier New" w:eastAsia="Courier New" w:hAnsi="Courier New"/>
@@ -10064,7 +10110,7 @@
                 <w:sz w:val="22"/>
                 <w:szCs w:val="22"/>
               </w:rPr>
-              <w:t xml:space="preserve">P-08-[VALUE]-[VALUE 2]</w:t>
+              <w:t xml:space="preserve">P-08-[VALUE]-[VALUE 2]-[VALUE 3]</w:t>
             </w:r>
           </w:p>
         </w:tc>
@@ -10072,7 +10118,7 @@
     </w:tbl>
     <w:p>
       <w:pPr>
-        <w:spacing w:after="40"/>
+        <w:spacing w:after="24"/>
       </w:pPr>
     </w:p>
     <w:tbl>
@@ -10101,9 +10147,9 @@
             <w:tcW w:type="dxa" w:w="3000"/>
             <w:shd w:fill="FADBDB" w:color="auto" w:val="clear"/>
             <w:tcMar>
-              <w:top w:type="dxa" w:w="30"/>
+              <w:top w:type="dxa" w:w="20"/>
               <w:left w:type="dxa" w:w="110"/>
-              <w:bottom w:type="dxa" w:w="30"/>
+              <w:bottom w:type="dxa" w:w="20"/>
               <w:right w:type="dxa" w:w="90"/>
             </w:tcMar>
             <w:vAlign w:val="center"/>
@@ -10131,9 +10177,9 @@
             <w:gridSpan w:val="2"/>
             <w:shd w:fill="FADBDB" w:color="auto" w:val="clear"/>
             <w:tcMar>
-              <w:top w:type="dxa" w:w="30"/>
+              <w:top w:type="dxa" w:w="20"/>
               <w:left w:type="dxa" w:w="110"/>
-              <w:bottom w:type="dxa" w:w="30"/>
+              <w:bottom w:type="dxa" w:w="20"/>
               <w:right w:type="dxa" w:w="90"/>
             </w:tcMar>
             <w:vAlign w:val="center"/>
@@ -10164,16 +10210,16 @@
           <w:tcPr>
             <w:tcW w:type="dxa" w:w="3000"/>
             <w:tcMar>
-              <w:top w:type="dxa" w:w="35"/>
+              <w:top w:type="dxa" w:w="25"/>
               <w:left w:type="dxa" w:w="110"/>
-              <w:bottom w:type="dxa" w:w="45"/>
-              <w:right w:type="dxa" w:w="90"/>
-            </w:tcMar>
-            <w:vAlign w:val="top"/>
-          </w:tcPr>
-          <w:p>
-            <w:pPr>
-              <w:spacing w:after="10"/>
+              <w:bottom w:type="dxa" w:w="30"/>
+              <w:right w:type="dxa" w:w="90"/>
+            </w:tcMar>
+            <w:vAlign w:val="top"/>
+          </w:tcPr>
+          <w:p>
+            <w:pPr>
+              <w:spacing w:after="0"/>
             </w:pPr>
             <w:r>
               <w:rPr>
@@ -10209,16 +10255,16 @@
           <w:tcPr>
             <w:tcW w:type="dxa" w:w="3000"/>
             <w:tcMar>
-              <w:top w:type="dxa" w:w="35"/>
+              <w:top w:type="dxa" w:w="25"/>
               <w:left w:type="dxa" w:w="110"/>
-              <w:bottom w:type="dxa" w:w="45"/>
-              <w:right w:type="dxa" w:w="90"/>
-            </w:tcMar>
-            <w:vAlign w:val="top"/>
-          </w:tcPr>
-          <w:p>
-            <w:pPr>
-              <w:spacing w:after="10"/>
+              <w:bottom w:type="dxa" w:w="30"/>
+              <w:right w:type="dxa" w:w="90"/>
+            </w:tcMar>
+            <w:vAlign w:val="top"/>
+          </w:tcPr>
+          <w:p>
+            <w:pPr>
+              <w:spacing w:after="0"/>
             </w:pPr>
             <w:r>
               <w:rPr>
@@ -10254,16 +10300,16 @@
           <w:tcPr>
             <w:tcW w:type="dxa" w:w="3000"/>
             <w:tcMar>
-              <w:top w:type="dxa" w:w="35"/>
+              <w:top w:type="dxa" w:w="25"/>
               <w:left w:type="dxa" w:w="110"/>
-              <w:bottom w:type="dxa" w:w="45"/>
-              <w:right w:type="dxa" w:w="90"/>
-            </w:tcMar>
-            <w:vAlign w:val="top"/>
-          </w:tcPr>
-          <w:p>
-            <w:pPr>
-              <w:spacing w:after="10"/>
+              <w:bottom w:type="dxa" w:w="30"/>
+              <w:right w:type="dxa" w:w="90"/>
+            </w:tcMar>
+            <w:vAlign w:val="top"/>
+          </w:tcPr>
+          <w:p>
+            <w:pPr>
+              <w:spacing w:after="0"/>
             </w:pPr>
             <w:r>
               <w:rPr>
@@ -10304,16 +10350,16 @@
           <w:tcPr>
             <w:tcW w:type="dxa" w:w="3000"/>
             <w:tcMar>
-              <w:top w:type="dxa" w:w="35"/>
+              <w:top w:type="dxa" w:w="25"/>
               <w:left w:type="dxa" w:w="110"/>
-              <w:bottom w:type="dxa" w:w="45"/>
-              <w:right w:type="dxa" w:w="90"/>
-            </w:tcMar>
-            <w:vAlign w:val="top"/>
-          </w:tcPr>
-          <w:p>
-            <w:pPr>
-              <w:spacing w:after="10"/>
+              <w:bottom w:type="dxa" w:w="30"/>
+              <w:right w:type="dxa" w:w="90"/>
+            </w:tcMar>
+            <w:vAlign w:val="top"/>
+          </w:tcPr>
+          <w:p>
+            <w:pPr>
+              <w:spacing w:after="0"/>
             </w:pPr>
             <w:r>
               <w:rPr>
@@ -10349,16 +10395,16 @@
           <w:tcPr>
             <w:tcW w:type="dxa" w:w="3000"/>
             <w:tcMar>
-              <w:top w:type="dxa" w:w="35"/>
+              <w:top w:type="dxa" w:w="25"/>
               <w:left w:type="dxa" w:w="110"/>
-              <w:bottom w:type="dxa" w:w="45"/>
-              <w:right w:type="dxa" w:w="90"/>
-            </w:tcMar>
-            <w:vAlign w:val="top"/>
-          </w:tcPr>
-          <w:p>
-            <w:pPr>
-              <w:spacing w:after="10"/>
+              <w:bottom w:type="dxa" w:w="30"/>
+              <w:right w:type="dxa" w:w="90"/>
+            </w:tcMar>
+            <w:vAlign w:val="top"/>
+          </w:tcPr>
+          <w:p>
+            <w:pPr>
+              <w:spacing w:after="0"/>
             </w:pPr>
             <w:r>
               <w:rPr>
@@ -10394,16 +10440,16 @@
           <w:tcPr>
             <w:tcW w:type="dxa" w:w="3000"/>
             <w:tcMar>
-              <w:top w:type="dxa" w:w="35"/>
+              <w:top w:type="dxa" w:w="25"/>
               <w:left w:type="dxa" w:w="110"/>
-              <w:bottom w:type="dxa" w:w="45"/>
-              <w:right w:type="dxa" w:w="90"/>
-            </w:tcMar>
-            <w:vAlign w:val="top"/>
-          </w:tcPr>
-          <w:p>
-            <w:pPr>
-              <w:spacing w:after="10"/>
+              <w:bottom w:type="dxa" w:w="30"/>
+              <w:right w:type="dxa" w:w="90"/>
+            </w:tcMar>
+            <w:vAlign w:val="top"/>
+          </w:tcPr>
+          <w:p>
+            <w:pPr>
+              <w:spacing w:after="0"/>
             </w:pPr>
             <w:r>
               <w:rPr>
@@ -10415,13 +10461,59 @@
                 <w:sz w:val="13"/>
                 <w:szCs w:val="13"/>
               </w:rPr>
-              <w:t xml:space="preserve">ENTER</w:t>
-            </w:r>
-          </w:p>
-          <w:p>
-            <w:pPr>
-              <w:spacing w:after="0"/>
-            </w:pPr>
+              <w:t xml:space="preserve">VALUE 3</w:t>
+            </w:r>
+          </w:p>
+          <w:p>
+            <w:pPr>
+              <w:spacing w:after="0"/>
+            </w:pPr>
+            <w:r>
+              <w:rPr>
+                <w:rFonts w:ascii="Arial" w:cs="Arial" w:eastAsia="Arial" w:hAnsi="Arial"/>
+                <w:b/>
+                <w:bCs/>
+                <w:color w:val="1A1A1A"/>
+                <w:sz w:val="19"/>
+                <w:szCs w:val="19"/>
+              </w:rPr>
+              <w:t xml:space="preserve">YOUR Table M-2 → Surgical Suite</w:t>
+            </w:r>
+          </w:p>
+        </w:tc>
+      </w:tr>
+      <w:tr>
+        <w:trPr>
+          <w:cantSplit/>
+        </w:trPr>
+        <w:tc>
+          <w:tcPr>
+            <w:tcW w:type="dxa" w:w="9026"/>
+            <w:gridSpan w:val="3"/>
+            <w:tcMar>
+              <w:top w:type="dxa" w:w="20"/>
+              <w:left w:type="dxa" w:w="110"/>
+              <w:bottom w:type="dxa" w:w="25"/>
+              <w:right w:type="dxa" w:w="90"/>
+            </w:tcMar>
+            <w:vAlign w:val="center"/>
+          </w:tcPr>
+          <w:p>
+            <w:pPr>
+              <w:spacing w:after="0"/>
+            </w:pPr>
+            <w:r>
+              <w:rPr>
+                <w:rFonts w:ascii="Arial" w:cs="Arial" w:eastAsia="Arial" w:hAnsi="Arial"/>
+                <w:b/>
+                <w:bCs/>
+                <w:color w:val="6B6B6B"/>
+                <w:spacing w:val="60"/>
+                <w:sz w:val="13"/>
+                <w:szCs w:val="13"/>
+              </w:rPr>
+              <w:t xml:space="preserve">ENTER    </w:t>
+            </w:r>
             <w:r>
               <w:rPr>
                 <w:rFonts w:ascii="Courier New" w:cs="Courier New" w:eastAsia="Courier New" w:hAnsi="Courier New"/>
@@ -10431,7 +10523,7 @@
                 <w:sz w:val="22"/>
                 <w:szCs w:val="22"/>
               </w:rPr>
-              <w:t xml:space="preserve">P-09-[VALUE]-[VALUE 2]</w:t>
+              <w:t xml:space="preserve">P-09-[VALUE]-[VALUE 2]-[VALUE 3]</w:t>
             </w:r>
           </w:p>
         </w:tc>
@@ -10439,7 +10531,7 @@
     </w:tbl>
     <w:p>
       <w:pPr>
-        <w:spacing w:after="40"/>
+        <w:spacing w:after="24"/>
       </w:pPr>
     </w:p>
     <w:tbl>
@@ -10468,9 +10560,9 @@
             <w:tcW w:type="dxa" w:w="3000"/>
             <w:shd w:fill="FADBDB" w:color="auto" w:val="clear"/>
             <w:tcMar>
-              <w:top w:type="dxa" w:w="30"/>
+              <w:top w:type="dxa" w:w="20"/>
               <w:left w:type="dxa" w:w="110"/>
-              <w:bottom w:type="dxa" w:w="30"/>
+              <w:bottom w:type="dxa" w:w="20"/>
               <w:right w:type="dxa" w:w="90"/>
             </w:tcMar>
             <w:vAlign w:val="center"/>
@@ -10498,9 +10590,9 @@
             <w:gridSpan w:val="2"/>
             <w:shd w:fill="FADBDB" w:color="auto" w:val="clear"/>
             <w:tcMar>
-              <w:top w:type="dxa" w:w="30"/>
+              <w:top w:type="dxa" w:w="20"/>
               <w:left w:type="dxa" w:w="110"/>
-              <w:bottom w:type="dxa" w:w="30"/>
+              <w:bottom w:type="dxa" w:w="20"/>
               <w:right w:type="dxa" w:w="90"/>
             </w:tcMar>
             <w:vAlign w:val="center"/>
@@ -10542,16 +10634,16 @@
           <w:tcPr>
             <w:tcW w:type="dxa" w:w="3000"/>
             <w:tcMar>
-              <w:top w:type="dxa" w:w="35"/>
+              <w:top w:type="dxa" w:w="25"/>
               <w:left w:type="dxa" w:w="110"/>
-              <w:bottom w:type="dxa" w:w="45"/>
-              <w:right w:type="dxa" w:w="90"/>
-            </w:tcMar>
-            <w:vAlign w:val="top"/>
-          </w:tcPr>
-          <w:p>
-            <w:pPr>
-              <w:spacing w:after="10"/>
+              <w:bottom w:type="dxa" w:w="30"/>
+              <w:right w:type="dxa" w:w="90"/>
+            </w:tcMar>
+            <w:vAlign w:val="top"/>
+          </w:tcPr>
+          <w:p>
+            <w:pPr>
+              <w:spacing w:after="0"/>
             </w:pPr>
             <w:r>
               <w:rPr>
@@ -10587,16 +10679,16 @@
           <w:tcPr>
             <w:tcW w:type="dxa" w:w="3000"/>
             <w:tcMar>
-              <w:top w:type="dxa" w:w="35"/>
+              <w:top w:type="dxa" w:w="25"/>
               <w:left w:type="dxa" w:w="110"/>
-              <w:bottom w:type="dxa" w:w="45"/>
-              <w:right w:type="dxa" w:w="90"/>
-            </w:tcMar>
-            <w:vAlign w:val="top"/>
-          </w:tcPr>
-          <w:p>
-            <w:pPr>
-              <w:spacing w:after="10"/>
+              <w:bottom w:type="dxa" w:w="30"/>
+              <w:right w:type="dxa" w:w="90"/>
+            </w:tcMar>
+            <w:vAlign w:val="top"/>
+          </w:tcPr>
+          <w:p>
+            <w:pPr>
+              <w:spacing w:after="0"/>
             </w:pPr>
             <w:r>
               <w:rPr>
@@ -10632,16 +10724,16 @@
           <w:tcPr>
             <w:tcW w:type="dxa" w:w="3000"/>
             <w:tcMar>
-              <w:top w:type="dxa" w:w="35"/>
+              <w:top w:type="dxa" w:w="25"/>
               <w:left w:type="dxa" w:w="110"/>
-              <w:bottom w:type="dxa" w:w="45"/>
-              <w:right w:type="dxa" w:w="90"/>
-            </w:tcMar>
-            <w:vAlign w:val="top"/>
-          </w:tcPr>
-          <w:p>
-            <w:pPr>
-              <w:spacing w:after="10"/>
+              <w:bottom w:type="dxa" w:w="30"/>
+              <w:right w:type="dxa" w:w="90"/>
+            </w:tcMar>
+            <w:vAlign w:val="top"/>
+          </w:tcPr>
+          <w:p>
+            <w:pPr>
+              <w:spacing w:after="0"/>
             </w:pPr>
             <w:r>
               <w:rPr>
@@ -10682,16 +10774,16 @@
           <w:tcPr>
             <w:tcW w:type="dxa" w:w="3000"/>
             <w:tcMar>
-              <w:top w:type="dxa" w:w="35"/>
+              <w:top w:type="dxa" w:w="25"/>
               <w:left w:type="dxa" w:w="110"/>
-              <w:bottom w:type="dxa" w:w="45"/>
-              <w:right w:type="dxa" w:w="90"/>
-            </w:tcMar>
-            <w:vAlign w:val="top"/>
-          </w:tcPr>
-          <w:p>
-            <w:pPr>
-              <w:spacing w:after="10"/>
+              <w:bottom w:type="dxa" w:w="30"/>
+              <w:right w:type="dxa" w:w="90"/>
+            </w:tcMar>
+            <w:vAlign w:val="top"/>
+          </w:tcPr>
+          <w:p>
+            <w:pPr>
+              <w:spacing w:after="0"/>
             </w:pPr>
             <w:r>
               <w:rPr>
@@ -10727,16 +10819,16 @@
           <w:tcPr>
             <w:tcW w:type="dxa" w:w="3000"/>
             <w:tcMar>
-              <w:top w:type="dxa" w:w="35"/>
+              <w:top w:type="dxa" w:w="25"/>
               <w:left w:type="dxa" w:w="110"/>
-              <w:bottom w:type="dxa" w:w="45"/>
-              <w:right w:type="dxa" w:w="90"/>
-            </w:tcMar>
-            <w:vAlign w:val="top"/>
-          </w:tcPr>
-          <w:p>
-            <w:pPr>
-              <w:spacing w:after="10"/>
+              <w:bottom w:type="dxa" w:w="30"/>
+              <w:right w:type="dxa" w:w="90"/>
+            </w:tcMar>
+            <w:vAlign w:val="top"/>
+          </w:tcPr>
+          <w:p>
+            <w:pPr>
+              <w:spacing w:after="0"/>
             </w:pPr>
             <w:r>
               <w:rPr>
@@ -10772,16 +10864,16 @@
           <w:tcPr>
             <w:tcW w:type="dxa" w:w="3000"/>
             <w:tcMar>
-              <w:top w:type="dxa" w:w="35"/>
+              <w:top w:type="dxa" w:w="25"/>
               <w:left w:type="dxa" w:w="110"/>
-              <w:bottom w:type="dxa" w:w="45"/>
-              <w:right w:type="dxa" w:w="90"/>
-            </w:tcMar>
-            <w:vAlign w:val="top"/>
-          </w:tcPr>
-          <w:p>
-            <w:pPr>
-              <w:spacing w:after="10"/>
+              <w:bottom w:type="dxa" w:w="30"/>
+              <w:right w:type="dxa" w:w="90"/>
+            </w:tcMar>
+            <w:vAlign w:val="top"/>
+          </w:tcPr>
+          <w:p>
+            <w:pPr>
+              <w:spacing w:after="0"/>
             </w:pPr>
             <w:r>
               <w:rPr>
@@ -10817,7 +10909,7 @@
     </w:tbl>
     <w:p>
       <w:pPr>
-        <w:spacing w:after="40"/>
+        <w:spacing w:after="24"/>
       </w:pPr>
     </w:p>
     <w:p>

--- a/kit/UNDERCITY_Binder_MED.docx
+++ b/kit/UNDERCITY_Binder_MED.docx
@@ -713,7 +713,7 @@
                 <w:sz w:val="20"/>
                 <w:szCs w:val="20"/>
               </w:rPr>
-              <w:t xml:space="preserve">8 👤 workers · Health 100 · upkeep 2 ⚡ Power + 1 💧 Water every round (p.2)</w:t>
+              <w:t xml:space="preserve">5 👤 workers · Health 100 · upkeep 2 ⚡ Power + 1 💧 Water every round (p.2)</w:t>
             </w:r>
           </w:p>
         </w:tc>
@@ -790,7 +790,7 @@
           <w:sz w:val="20"/>
           <w:szCs w:val="20"/>
         </w:rPr>
-        <w:t xml:space="preserve">COUNT the chits and workforce tokens on the table: 3 ⚡ Power Cells · 3 💧 Water Units · 3 🔧 Spare Parts · 1 ⚕ Med Supply, 8 👤.</w:t>
+        <w:t xml:space="preserve">COUNT the chits and workforce tokens on the table: 3 ⚡ Power Cells · 3 💧 Water Units · 3 🔧 Spare Parts · 1 ⚕ Med Supply, 5 👤.</w:t>
       </w:r>
     </w:p>
     <w:p>
@@ -842,7 +842,7 @@
           <w:sz w:val="20"/>
           <w:szCs w:val="20"/>
         </w:rPr>
-        <w:t xml:space="preserve">MATCH the table to the console: INVENTORY and WORKERS 8 / 8. The console is the official count; the chits mirror it.</w:t>
+        <w:t xml:space="preserve">MATCH the table to the console: INVENTORY and WORKERS 5 / 5. The console is the official count; the chits mirror it.</w:t>
       </w:r>
     </w:p>
     <w:p>
